--- a/Document.docx
+++ b/Document.docx
@@ -1,9 +1,23 @@
 
 <file path=word/document.xml><?xml version="1.0" encoding="utf-8"?>
-<w:document xmlns:wpc="http://schemas.microsoft.com/office/word/2010/wordprocessingCanvas" xmlns:cx="http://schemas.microsoft.com/office/drawing/2014/chartex" xmlns:cx1="http://schemas.microsoft.com/office/drawing/2015/9/8/chartex" xmlns:cx2="http://schemas.microsoft.com/office/drawing/2015/10/21/chartex" xmlns:cx3="http://schemas.microsoft.com/office/drawing/2016/5/9/chartex" xmlns:cx4="http://schemas.microsoft.com/office/drawing/2016/5/10/chartex" xmlns:cx5="http://schemas.microsoft.com/office/drawing/2016/5/11/chartex" xmlns:cx6="http://schemas.microsoft.com/office/drawing/2016/5/12/chartex" xmlns:cx7="http://schemas.microsoft.com/office/drawing/2016/5/13/chartex" xmlns:cx8="http://schemas.microsoft.com/office/drawing/2016/5/14/chartex" xmlns:mc="http://schemas.openxmlformats.org/markup-compatibility/2006" xmlns:aink="http://schemas.microsoft.com/office/drawing/2016/ink" xmlns:am3d="http://schemas.microsoft.com/office/drawing/2017/model3d" xmlns:o="urn:schemas-microsoft-com:office:office" xmlns:oel="http://schemas.microsoft.com/office/2019/extlst" xmlns:r="http://schemas.openxmlformats.org/officeDocument/2006/relationships" xmlns:m="http://schemas.openxmlformats.org/officeDocument/2006/math" xmlns:v="urn:schemas-microsoft-com:vml" xmlns:wp14="http://schemas.microsoft.com/office/word/2010/wordprocessingDrawing" xmlns:wp="http://schemas.openxmlformats.org/drawingml/2006/wordprocessingDrawing" xmlns:w10="urn:schemas-microsoft-com:office:word" xmlns:w="http://schemas.openxmlformats.org/wordprocessingml/2006/main" xmlns:w14="http://schemas.microsoft.com/office/word/2010/wordml" xmlns:w15="http://schemas.microsoft.com/office/word/2012/wordml" xmlns:w16cei="http://schemas.microsoft.com/office/word/2026/wordml/cei" xmlns:w16cex="http://schemas.microsoft.com/office/word/2018/wordml/cex" xmlns:w16cid="http://schemas.microsoft.com/office/word/2016/wordml/cid" xmlns:w16="http://schemas.microsoft.com/office/word/2018/wordml" xmlns:w16du="http://schemas.microsoft.com/office/word/2023/wordml/word16du" xmlns:w16sdtdh="http://schemas.microsoft.com/office/word/2020/wordml/sdtdatahash" xmlns:w16sdtfl="http://schemas.microsoft.com/office/word/2024/wordml/sdtformatlock" xmlns:w16se="http://schemas.microsoft.com/office/word/2015/wordml/symex" xmlns:wpg="http://schemas.microsoft.com/office/word/2010/wordprocessingGroup" xmlns:wpi="http://schemas.microsoft.com/office/word/2010/wordprocessingInk" xmlns:wne="http://schemas.microsoft.com/office/word/2006/wordml" xmlns:wps="http://schemas.microsoft.com/office/word/2010/wordprocessingShape" mc:Ignorable="w14 w15 w16se w16cid w16 w16cex w16sdtdh w16sdtfl w16du wp14">
+<w:document xmlns:wpc="http://schemas.microsoft.com/office/word/2010/wordprocessingCanvas" xmlns:cx="http://schemas.microsoft.com/office/drawing/2014/chartex" xmlns:cx1="http://schemas.microsoft.com/office/drawing/2015/9/8/chartex" xmlns:cx2="http://schemas.microsoft.com/office/drawing/2015/10/21/chartex" xmlns:cx3="http://schemas.microsoft.com/office/drawing/2016/5/9/chartex" xmlns:cx4="http://schemas.microsoft.com/office/drawing/2016/5/10/chartex" xmlns:cx5="http://schemas.microsoft.com/office/drawing/2016/5/11/chartex" xmlns:cx6="http://schemas.microsoft.com/office/drawing/2016/5/12/chartex" xmlns:cx7="http://schemas.microsoft.com/office/drawing/2016/5/13/chartex" xmlns:cx8="http://schemas.microsoft.com/office/drawing/2016/5/14/chartex" xmlns:mc="http://schemas.openxmlformats.org/markup-compatibility/2006" xmlns:aink="http://schemas.microsoft.com/office/drawing/2016/ink" xmlns:am3d="http://schemas.microsoft.com/office/drawing/2017/model3d" xmlns:o="urn:schemas-microsoft-com:office:office" xmlns:oel="http://schemas.microsoft.com/office/2019/extlst" xmlns:r="http://schemas.openxmlformats.org/officeDocument/2006/relationships" xmlns:m="http://schemas.openxmlformats.org/officeDocument/2006/math" xmlns:v="urn:schemas-microsoft-com:vml" xmlns:wp14="http://schemas.microsoft.com/office/word/2010/wordprocessingDrawing" xmlns:wp="http://schemas.openxmlformats.org/drawingml/2006/wordprocessingDrawing" xmlns:w10="urn:schemas-microsoft-com:office:word" xmlns:w="http://schemas.openxmlformats.org/wordprocessingml/2006/main" xmlns:w14="http://schemas.microsoft.com/office/word/2010/wordml" xmlns:w15="http://schemas.microsoft.com/office/word/2012/wordml" xmlns:w16cex="http://schemas.microsoft.com/office/word/2018/wordml/cex" xmlns:w16cid="http://schemas.microsoft.com/office/word/2016/wordml/cid" xmlns:w16="http://schemas.microsoft.com/office/word/2018/wordml" xmlns:w16du="http://schemas.microsoft.com/office/word/2023/wordml/word16du" xmlns:w16sdtdh="http://schemas.microsoft.com/office/word/2020/wordml/sdtdatahash" xmlns:w16sdtfl="http://schemas.microsoft.com/office/word/2024/wordml/sdtformatlock" xmlns:w16se="http://schemas.microsoft.com/office/word/2015/wordml/symex" xmlns:wpg="http://schemas.microsoft.com/office/word/2010/wordprocessingGroup" xmlns:wpi="http://schemas.microsoft.com/office/word/2010/wordprocessingInk" xmlns:wne="http://schemas.microsoft.com/office/word/2006/wordml" xmlns:wps="http://schemas.microsoft.com/office/word/2010/wordprocessingShape" mc:Ignorable="w14 w15 w16se w16cid w16 w16cex w16sdtdh w16sdtfl w16du wp14">
   <w:body>
     <w:p>
       <w:pPr>
+        <w:pStyle w:val="2"/>
+        <w:rPr>
+          <w:rFonts w:hint="eastAsia"/>
+        </w:rPr>
+      </w:pPr>
+      <w:r>
+        <w:rPr>
+          <w:rFonts w:hint="eastAsia"/>
+        </w:rPr>
+        <w:t>研究草稿：</w:t>
+      </w:r>
+    </w:p>
+    <w:p>
+      <w:pPr>
         <w:rPr>
           <w:rFonts w:hint="eastAsia"/>
         </w:rPr>
@@ -439,20 +453,26 @@
         <w:rPr>
           <w:rFonts w:hint="eastAsia"/>
         </w:rPr>
-        <w:t>不对不对，上面的不对，在修改第一点的原因时我感到了比较大的使其自洽的阻力，然后就发现有问题了，代码系统本身是物质的，其中不能再分割成“意识”与“物质”两部分，不能拿意识与物质的关系来类比代码系统中的消费者与生产者关系。</w:t>
-      </w:r>
-    </w:p>
-    <w:p>
-      <w:pPr>
-        <w:rPr>
-          <w:rFonts w:hint="eastAsia"/>
-        </w:rPr>
-      </w:pPr>
+        <w:t>不对不对，上面的不对，在修改第一点的原因时我感到了比较大的使其自洽的阻力，然后就发现有问题了，代码系统本身是物质的，其中不能再分割成“意识”与“物质”两部分，不能拿意识与物质的关系来类比代码系统</w:t>
+      </w:r>
       <w:r>
         <w:rPr>
           <w:rFonts w:hint="eastAsia"/>
         </w:rPr>
         <w:lastRenderedPageBreak/>
+        <w:t>中的消费者与生产者关系。</w:t>
+      </w:r>
+    </w:p>
+    <w:p>
+      <w:pPr>
+        <w:rPr>
+          <w:rFonts w:hint="eastAsia"/>
+        </w:rPr>
+      </w:pPr>
+      <w:r>
+        <w:rPr>
+          <w:rFonts w:hint="eastAsia"/>
+        </w:rPr>
         <w:t>所以正确的答案应该是</w:t>
       </w:r>
     </w:p>
@@ -1089,6 +1109,7 @@
         <w:rPr>
           <w:rFonts w:hint="eastAsia"/>
         </w:rPr>
+        <w:lastRenderedPageBreak/>
         <w:t>让A里有的</w:t>
       </w:r>
       <w:r>
@@ -1126,7 +1147,6 @@
         <w:rPr>
           <w:rFonts w:hint="eastAsia"/>
         </w:rPr>
-        <w:lastRenderedPageBreak/>
         <w:t>上面的不一定对，我觉得对的概率最大的如下：</w:t>
       </w:r>
       <w:r>
@@ -1433,16 +1453,108 @@
         <w:br/>
         <w:t>（“模式”这两个字如果在句子的有“（模式）”的位置存在的话那对的概率小一点但是让人感觉更严谨，如果句子里删掉所有“（模式）”的话那感觉对的概率最大）</w:t>
       </w:r>
+    </w:p>
+    <w:p>
+      <w:pPr>
+        <w:pBdr>
+          <w:bottom w:val="thinThickThinMediumGap" w:sz="18" w:space="1" w:color="auto"/>
+        </w:pBdr>
+        <w:rPr>
+          <w:rFonts w:hint="eastAsia"/>
+        </w:rPr>
+      </w:pPr>
+    </w:p>
+    <w:p>
+      <w:pPr>
+        <w:rPr>
+          <w:rFonts w:hint="eastAsia"/>
+        </w:rPr>
+      </w:pPr>
+    </w:p>
+    <w:p>
+      <w:pPr>
+        <w:rPr>
+          <w:rFonts w:hint="eastAsia"/>
+        </w:rPr>
+      </w:pPr>
+      <w:r>
+        <w:rPr>
+          <w:rFonts w:hint="eastAsia"/>
+        </w:rPr>
+        <w:t>封装的定义：</w:t>
+      </w:r>
       <w:r>
         <w:br/>
       </w:r>
-    </w:p>
-    <w:p>
-      <w:pPr>
-        <w:rPr>
-          <w:rFonts w:hint="eastAsia"/>
-        </w:rPr>
-      </w:pPr>
+      <w:r>
+        <w:t>若对于映射f，有</w:t>
+      </w:r>
+      <w:r>
+        <w:rPr>
+          <w:rFonts w:ascii="Cambria Math" w:hAnsi="Cambria Math" w:cs="Cambria Math"/>
+        </w:rPr>
+        <w:t>∀</w:t>
+      </w:r>
+      <w:r>
+        <w:t>x</w:t>
+      </w:r>
+      <w:r>
+        <w:rPr>
+          <w:rFonts w:ascii="等线" w:eastAsia="等线" w:hAnsi="等线" w:cs="等线" w:hint="eastAsia"/>
+        </w:rPr>
+        <w:t>∈</w:t>
+      </w:r>
+      <w:r>
+        <w:t>概念X的外延，</w:t>
+      </w:r>
+      <w:r>
+        <w:rPr>
+          <w:rFonts w:ascii="Cambria Math" w:hAnsi="Cambria Math" w:cs="Cambria Math"/>
+        </w:rPr>
+        <w:t>∃</w:t>
+      </w:r>
+      <w:r>
+        <w:t>f(x)</w:t>
+      </w:r>
+      <w:r>
+        <w:rPr>
+          <w:rFonts w:ascii="等线" w:eastAsia="等线" w:hAnsi="等线" w:cs="等线" w:hint="eastAsia"/>
+        </w:rPr>
+        <w:t>∈</w:t>
+      </w:r>
+      <w:r>
+        <w:t>概念Y的外延，则称概念X相对于概念Y在映射f上是封装的</w:t>
+      </w:r>
+    </w:p>
+    <w:p>
+      <w:pPr>
+        <w:pBdr>
+          <w:bottom w:val="thinThickThinMediumGap" w:sz="18" w:space="1" w:color="auto"/>
+        </w:pBdr>
+        <w:rPr>
+          <w:rFonts w:hint="eastAsia"/>
+        </w:rPr>
+      </w:pPr>
+    </w:p>
+    <w:p>
+      <w:pPr>
+        <w:rPr>
+          <w:rFonts w:hint="eastAsia"/>
+        </w:rPr>
+      </w:pPr>
+    </w:p>
+    <w:p>
+      <w:pPr>
+        <w:rPr>
+          <w:rFonts w:hint="eastAsia"/>
+        </w:rPr>
+      </w:pPr>
+      <w:r>
+        <w:rPr>
+          <w:rFonts w:hint="eastAsia"/>
+        </w:rPr>
+        <w:t>旧</w:t>
+      </w:r>
       <w:r>
         <w:rPr>
           <w:rFonts w:hint="eastAsia"/>
@@ -1499,22 +1611,1895 @@
         <w:rPr>
           <w:rFonts w:hint="eastAsia"/>
         </w:rPr>
-        <w:t>3.如果模式2是模式1的模式，那模式1就应该在模式2的上层，并且，要做到模式1即便在模式2的层级换了一种模式（比如模式1的下层模式可以选择模式2或者模式3，从模式2切换到模式3）也可以不改模式1的代码就可以正确运行。</w:t>
-      </w:r>
-    </w:p>
-    <w:p>
-      <w:pPr>
-        <w:rPr>
-          <w:rFonts w:hint="eastAsia"/>
-        </w:rPr>
-      </w:pPr>
-      <w:r>
-        <w:rPr>
-          <w:rFonts w:hint="eastAsia"/>
-        </w:rPr>
+        <w:t>3.对于任意两个模式X和Y，如果Y是X的模式，那X就应该在Y的上层，并且，要做到Y即便换了一种模式（状态、模态）（比如Y可以切换到模式Y1或者模式Y2，比如上层ai系统(X)中的神经网络nn(Y)可以切换到bnn神经网络(Y1)也可以切换到cnn神经网络(Y2)）也可以不改X的代码就可以正确运行，哪怕Y的模式切换是不保留原模式、删除原模式而用新模式替换掉原模式的。</w:t>
+      </w:r>
+    </w:p>
+    <w:p>
+      <w:pPr>
+        <w:rPr>
+          <w:rFonts w:hint="eastAsia"/>
+        </w:rPr>
+      </w:pPr>
+      <w:r>
+        <w:rPr>
+          <w:rFonts w:hint="eastAsia"/>
+        </w:rPr>
+        <w:lastRenderedPageBreak/>
         <w:t>4.用实在的东西把不实在的东西转化为实在的东西。</w:t>
       </w:r>
     </w:p>
+    <w:p>
+      <w:pPr>
+        <w:rPr>
+          <w:rFonts w:hint="eastAsia"/>
+        </w:rPr>
+      </w:pPr>
+    </w:p>
+    <w:p>
+      <w:pPr>
+        <w:rPr>
+          <w:rFonts w:hint="eastAsia"/>
+        </w:rPr>
+      </w:pPr>
+      <w:r>
+        <w:rPr>
+          <w:rFonts w:hint="eastAsia"/>
+        </w:rPr>
+        <w:t>以上草稿都不一定对。</w:t>
+      </w:r>
+    </w:p>
+    <w:p>
+      <w:pPr>
+        <w:pStyle w:val="2"/>
+        <w:rPr>
+          <w:rFonts w:hint="eastAsia"/>
+        </w:rPr>
+      </w:pPr>
+      <w:r>
+        <w:rPr>
+          <w:rFonts w:hint="eastAsia"/>
+        </w:rPr>
+        <w:t>符号系统</w:t>
+      </w:r>
+    </w:p>
+    <w:p>
+      <w:pPr>
+        <w:pStyle w:val="4"/>
+      </w:pPr>
+      <w:r>
+        <w:rPr>
+          <w:rFonts w:hint="eastAsia"/>
+        </w:rPr>
+        <w:t>公理：</w:t>
+      </w:r>
+    </w:p>
+    <w:p>
+      <w:pPr>
+        <w:rPr>
+          <w:rFonts w:hint="eastAsia"/>
+        </w:rPr>
+      </w:pPr>
+      <w:r>
+        <w:rPr>
+          <w:rFonts w:hint="eastAsia"/>
+        </w:rPr>
+        <w:t>任何代码系统都是一个映射系统</w:t>
+      </w:r>
+    </w:p>
+    <w:p>
+      <w:pPr>
+        <w:pStyle w:val="4"/>
+      </w:pPr>
+      <w:r>
+        <w:rPr>
+          <w:rFonts w:hint="eastAsia"/>
+        </w:rPr>
+        <w:t>定义：</w:t>
+      </w:r>
+    </w:p>
+    <w:p>
+      <w:r>
+        <w:rPr>
+          <w:rFonts w:hint="eastAsia"/>
+        </w:rPr>
+        <w:t>外延的符号：</w:t>
+      </w:r>
+    </w:p>
+    <w:p>
+      <w:r>
+        <w:rPr>
+          <w:rFonts w:hint="eastAsia"/>
+        </w:rPr>
+        <w:t>若</w:t>
+      </w:r>
+      <w:r>
+        <w:t>X</w:t>
+      </w:r>
+      <w:r>
+        <w:rPr>
+          <w:rFonts w:hint="eastAsia"/>
+        </w:rPr>
+        <w:t>是一个概念，则</w:t>
+      </w:r>
+      <w:r>
+        <w:t>Ext(X)</w:t>
+      </w:r>
+      <w:r>
+        <w:rPr>
+          <w:rFonts w:hint="eastAsia"/>
+        </w:rPr>
+        <w:t>表示X的外延。</w:t>
+      </w:r>
+    </w:p>
+    <w:p>
+      <w:pPr>
+        <w:rPr>
+          <w:rFonts w:hint="eastAsia"/>
+        </w:rPr>
+      </w:pPr>
+      <w:r>
+        <w:rPr>
+          <w:rFonts w:hint="eastAsia"/>
+        </w:rPr>
+        <w:t>封装的定义：</w:t>
+      </w:r>
+      <w:r>
+        <w:br/>
+      </w:r>
+      <w:r>
+        <w:t>若</w:t>
+      </w:r>
+      <w:r>
+        <w:t>f:</w:t>
+      </w:r>
+      <w:r>
+        <w:t>概念X的外延→概念Y的外延</w:t>
+      </w:r>
+      <w:r>
+        <w:rPr>
+          <w:rFonts w:hint="eastAsia"/>
+        </w:rPr>
+        <w:t>，</w:t>
+      </w:r>
+      <w:r>
+        <w:t>则称概念X相对于概念Y在映射f上是封装的</w:t>
+      </w:r>
+      <w:r>
+        <w:rPr>
+          <w:rFonts w:hint="eastAsia"/>
+        </w:rPr>
+        <w:t>，即</w:t>
+      </w:r>
+      <m:oMath>
+        <m:r>
+          <w:rPr>
+            <w:rFonts w:ascii="Cambria Math" w:hAnsi="Cambria Math"/>
+          </w:rPr>
+          <m:t>X</m:t>
+        </m:r>
+        <m:box>
+          <m:boxPr>
+            <m:opEmu m:val="1"/>
+            <m:ctrlPr>
+              <w:rPr>
+                <w:rFonts w:ascii="Cambria Math" w:hAnsi="Cambria Math"/>
+                <w:i/>
+              </w:rPr>
+            </m:ctrlPr>
+          </m:boxPr>
+          <m:e>
+            <m:groupChr>
+              <m:groupChrPr>
+                <m:chr m:val="→"/>
+                <m:vertJc m:val="bot"/>
+                <m:ctrlPr>
+                  <w:rPr>
+                    <w:rFonts w:ascii="Cambria Math" w:hAnsi="Cambria Math"/>
+                    <w:i/>
+                  </w:rPr>
+                </m:ctrlPr>
+              </m:groupChrPr>
+              <m:e>
+                <m:r>
+                  <w:rPr>
+                    <w:rFonts w:ascii="Cambria Math" w:hAnsi="Cambria Math"/>
+                  </w:rPr>
+                  <m:t>f</m:t>
+                </m:r>
+                <m:r>
+                  <w:rPr>
+                    <w:rFonts w:ascii="Cambria Math" w:hAnsi="Cambria Math" w:hint="eastAsia"/>
+                  </w:rPr>
+                  <m:t>封装</m:t>
+                </m:r>
+              </m:e>
+            </m:groupChr>
+          </m:e>
+        </m:box>
+        <m:r>
+          <w:rPr>
+            <w:rFonts w:ascii="Cambria Math" w:hAnsi="Cambria Math"/>
+          </w:rPr>
+          <m:t>Y</m:t>
+        </m:r>
+      </m:oMath>
+      <w:r>
+        <w:rPr>
+          <w:rFonts w:hint="eastAsia"/>
+        </w:rPr>
+        <w:t>。</w:t>
+      </w:r>
+    </w:p>
+    <w:p>
+      <w:pPr>
+        <w:rPr>
+          <w:rFonts w:hint="eastAsia"/>
+        </w:rPr>
+      </w:pPr>
+      <w:r>
+        <w:rPr>
+          <w:rFonts w:hint="eastAsia"/>
+        </w:rPr>
+        <w:t>映射</w:t>
+      </w:r>
+      <w:r>
+        <w:rPr>
+          <w:rFonts w:hint="eastAsia"/>
+        </w:rPr>
+        <w:t>系统的定义：</w:t>
+      </w:r>
+      <w:r>
+        <w:br/>
+      </w:r>
+      <w:r>
+        <w:rPr>
+          <w:rFonts w:hint="eastAsia"/>
+        </w:rPr>
+        <w:t>映射系统首先是一个系统，其中有3个要素：第一个是环境条件X这个概念；第二个是导向映射f这个映射；第三个是导致的全局状态Y这个概念。其中</w:t>
+      </w:r>
+      <m:oMath>
+        <m:r>
+          <w:rPr>
+            <w:rFonts w:ascii="Cambria Math" w:hAnsi="Cambria Math"/>
+          </w:rPr>
+          <m:t>X</m:t>
+        </m:r>
+        <m:box>
+          <m:boxPr>
+            <m:opEmu m:val="1"/>
+            <m:ctrlPr>
+              <w:rPr>
+                <w:rFonts w:ascii="Cambria Math" w:hAnsi="Cambria Math"/>
+                <w:i/>
+              </w:rPr>
+            </m:ctrlPr>
+          </m:boxPr>
+          <m:e>
+            <m:groupChr>
+              <m:groupChrPr>
+                <m:chr m:val="→"/>
+                <m:vertJc m:val="bot"/>
+                <m:ctrlPr>
+                  <w:rPr>
+                    <w:rFonts w:ascii="Cambria Math" w:hAnsi="Cambria Math"/>
+                    <w:i/>
+                  </w:rPr>
+                </m:ctrlPr>
+              </m:groupChrPr>
+              <m:e>
+                <m:r>
+                  <w:rPr>
+                    <w:rFonts w:ascii="Cambria Math" w:hAnsi="Cambria Math"/>
+                  </w:rPr>
+                  <m:t>f</m:t>
+                </m:r>
+                <m:r>
+                  <w:rPr>
+                    <w:rFonts w:ascii="Cambria Math" w:hAnsi="Cambria Math"/>
+                  </w:rPr>
+                  <m:t>封装</m:t>
+                </m:r>
+              </m:e>
+            </m:groupChr>
+          </m:e>
+        </m:box>
+        <m:r>
+          <w:rPr>
+            <w:rFonts w:ascii="Cambria Math" w:hAnsi="Cambria Math"/>
+          </w:rPr>
+          <m:t>Y</m:t>
+        </m:r>
+      </m:oMath>
+      <w:r>
+        <w:rPr>
+          <w:rFonts w:hint="eastAsia"/>
+        </w:rPr>
+        <w:t>。</w:t>
+      </w:r>
+      <w:r>
+        <w:rPr>
+          <w:rFonts w:hint="eastAsia"/>
+        </w:rPr>
+        <w:t>记</w:t>
+      </w:r>
+      <w:r>
+        <w:t>S=&lt;X,f,Y&gt;</w:t>
+      </w:r>
+      <w:r>
+        <w:rPr>
+          <w:rFonts w:hint="eastAsia"/>
+        </w:rPr>
+        <w:t>。</w:t>
+      </w:r>
+    </w:p>
+    <w:p>
+      <w:r>
+        <w:t>某</w:t>
+      </w:r>
+      <w:r>
+        <w:rPr>
+          <w:rFonts w:hint="eastAsia"/>
+        </w:rPr>
+        <w:t>映射</w:t>
+      </w:r>
+      <w:r>
+        <w:rPr>
+          <w:rFonts w:hint="eastAsia"/>
+        </w:rPr>
+        <w:t>系统</w:t>
+      </w:r>
+      <w:r>
+        <w:rPr>
+          <w:rFonts w:hint="eastAsia"/>
+        </w:rPr>
+        <w:t>实现</w:t>
+      </w:r>
+      <w:r>
+        <w:rPr>
+          <w:rFonts w:hint="eastAsia"/>
+        </w:rPr>
+        <w:t>了</w:t>
+      </w:r>
+      <w:r>
+        <w:rPr>
+          <w:rFonts w:hint="eastAsia"/>
+        </w:rPr>
+        <w:t>某效果的定义：</w:t>
+      </w:r>
+      <w:r>
+        <w:br/>
+      </w:r>
+      <w:r>
+        <w:rPr>
+          <w:rFonts w:hint="eastAsia"/>
+        </w:rPr>
+        <w:t>若</w:t>
+      </w:r>
+      <w:r>
+        <w:rPr>
+          <w:rFonts w:hint="eastAsia"/>
+        </w:rPr>
+        <w:t>某映射系统</w:t>
+      </w:r>
+      <w:r>
+        <w:t>导致的全局状态</w:t>
+      </w:r>
+      <w:r>
+        <w:rPr>
+          <w:rFonts w:hint="eastAsia"/>
+        </w:rPr>
+        <w:t>的外延</w:t>
+      </w:r>
+      <w:r>
+        <w:rPr>
+          <w:rFonts w:ascii="Cambria Math" w:hAnsi="Cambria Math" w:cs="Cambria Math" w:hint="eastAsia"/>
+        </w:rPr>
+        <w:t>⊆</w:t>
+      </w:r>
+      <w:r>
+        <w:rPr>
+          <w:rFonts w:hint="eastAsia"/>
+        </w:rPr>
+        <w:t>某效果导致的全局状态的外延</w:t>
+      </w:r>
+      <w:r>
+        <w:rPr>
+          <w:rFonts w:hint="eastAsia"/>
+        </w:rPr>
+        <w:t>，则称</w:t>
+      </w:r>
+      <w:r>
+        <w:rPr>
+          <w:rFonts w:hint="eastAsia"/>
+        </w:rPr>
+        <w:t>该</w:t>
+      </w:r>
+      <w:r>
+        <w:rPr>
+          <w:rFonts w:hint="eastAsia"/>
+        </w:rPr>
+        <w:t>映射</w:t>
+      </w:r>
+      <w:r>
+        <w:rPr>
+          <w:rFonts w:hint="eastAsia"/>
+        </w:rPr>
+        <w:t>系统</w:t>
+      </w:r>
+      <w:r>
+        <w:rPr>
+          <w:rFonts w:hint="eastAsia"/>
+        </w:rPr>
+        <w:t>实现了</w:t>
+      </w:r>
+      <w:r>
+        <w:rPr>
+          <w:rFonts w:hint="eastAsia"/>
+        </w:rPr>
+        <w:t>该</w:t>
+      </w:r>
+      <w:r>
+        <w:rPr>
+          <w:rFonts w:hint="eastAsia"/>
+        </w:rPr>
+        <w:t>效果。</w:t>
+      </w:r>
+    </w:p>
+    <w:p>
+      <w:pPr>
+        <w:pStyle w:val="4"/>
+      </w:pPr>
+      <w:r>
+        <w:rPr>
+          <w:rFonts w:hint="eastAsia"/>
+        </w:rPr>
+        <w:t>推论：</w:t>
+      </w:r>
+    </w:p>
+    <w:p>
+      <w:pPr>
+        <w:rPr>
+          <w:kern w:val="0"/>
+          <w14:ligatures w14:val="none"/>
+        </w:rPr>
+      </w:pPr>
+      <w:r>
+        <w:t>如果想让</w:t>
+      </w:r>
+      <w:r>
+        <w:rPr>
+          <w:rFonts w:hint="eastAsia"/>
+        </w:rPr>
+        <w:t>映射</w:t>
+      </w:r>
+      <w:r>
+        <w:t>系统S实现效果E，</w:t>
+      </w:r>
+      <w:r>
+        <w:rPr>
+          <w:rFonts w:hint="eastAsia"/>
+        </w:rPr>
+        <w:t>则需要让S</w:t>
+      </w:r>
+      <w:r>
+        <w:t>导致的全局状态的外延</w:t>
+      </w:r>
+      <w:r>
+        <w:rPr>
+          <w:rFonts w:ascii="Cambria Math" w:hAnsi="Cambria Math" w:cs="Cambria Math"/>
+        </w:rPr>
+        <w:t>⊆</w:t>
+      </w:r>
+      <w:r>
+        <w:rPr>
+          <w:rFonts w:hint="eastAsia"/>
+        </w:rPr>
+        <w:t>E</w:t>
+      </w:r>
+      <w:r>
+        <w:t>导致的全局状态的外延</w:t>
+      </w:r>
+      <w:r>
+        <w:rPr>
+          <w:rFonts w:hint="eastAsia"/>
+        </w:rPr>
+        <w:t>，而因为S的</w:t>
+      </w:r>
+      <w:r>
+        <w:t>环境条件X相对于</w:t>
+      </w:r>
+      <w:r>
+        <w:rPr>
+          <w:rFonts w:hint="eastAsia"/>
+        </w:rPr>
+        <w:t>S</w:t>
+      </w:r>
+      <w:r>
+        <w:t>导致的全局状态Y在</w:t>
+      </w:r>
+      <w:r>
+        <w:rPr>
+          <w:rFonts w:hint="eastAsia"/>
+        </w:rPr>
+        <w:t>S的</w:t>
+      </w:r>
+      <w:r>
+        <w:t>导向映射f上是封装的</w:t>
+      </w:r>
+      <w:r>
+        <w:rPr>
+          <w:rFonts w:hint="eastAsia"/>
+        </w:rPr>
+        <w:t>，</w:t>
+      </w:r>
+      <w:r>
+        <w:rPr>
+          <w:rFonts w:hint="eastAsia"/>
+        </w:rPr>
+        <w:t>即</w:t>
+      </w:r>
+      <m:oMath>
+        <m:r>
+          <w:rPr>
+            <w:rFonts w:ascii="Cambria Math" w:hAnsi="Cambria Math"/>
+          </w:rPr>
+          <m:t>X</m:t>
+        </m:r>
+        <m:box>
+          <m:boxPr>
+            <m:opEmu m:val="1"/>
+            <m:ctrlPr>
+              <w:rPr>
+                <w:rFonts w:ascii="Cambria Math" w:hAnsi="Cambria Math"/>
+                <w:i/>
+              </w:rPr>
+            </m:ctrlPr>
+          </m:boxPr>
+          <m:e>
+            <m:groupChr>
+              <m:groupChrPr>
+                <m:chr m:val="→"/>
+                <m:vertJc m:val="bot"/>
+                <m:ctrlPr>
+                  <w:rPr>
+                    <w:rFonts w:ascii="Cambria Math" w:hAnsi="Cambria Math"/>
+                    <w:i/>
+                  </w:rPr>
+                </m:ctrlPr>
+              </m:groupChrPr>
+              <m:e>
+                <m:r>
+                  <w:rPr>
+                    <w:rFonts w:ascii="Cambria Math" w:hAnsi="Cambria Math"/>
+                  </w:rPr>
+                  <m:t>f</m:t>
+                </m:r>
+                <m:r>
+                  <w:rPr>
+                    <w:rFonts w:ascii="Cambria Math" w:hAnsi="Cambria Math"/>
+                  </w:rPr>
+                  <m:t>封装</m:t>
+                </m:r>
+              </m:e>
+            </m:groupChr>
+          </m:e>
+        </m:box>
+        <m:r>
+          <w:rPr>
+            <w:rFonts w:ascii="Cambria Math" w:hAnsi="Cambria Math"/>
+          </w:rPr>
+          <m:t>Y</m:t>
+        </m:r>
+      </m:oMath>
+      <w:r>
+        <w:rPr>
+          <w:rFonts w:hint="eastAsia"/>
+        </w:rPr>
+        <w:t>，</w:t>
+      </w:r>
+      <w:r>
+        <w:rPr>
+          <w:rFonts w:hint="eastAsia"/>
+        </w:rPr>
+        <w:t>所以</w:t>
+      </w:r>
+      <w:r>
+        <w:t>f:</w:t>
+      </w:r>
+      <w:r>
+        <w:t xml:space="preserve"> </w:t>
+      </w:r>
+      <w:r>
+        <w:t>Ext(</w:t>
+      </w:r>
+      <w:r>
+        <w:t>X</w:t>
+      </w:r>
+      <w:r>
+        <w:t>)→Ext(</w:t>
+      </w:r>
+      <w:r>
+        <w:t>Y</w:t>
+      </w:r>
+      <w:r>
+        <w:t>)</w:t>
+      </w:r>
+      <w:r>
+        <w:rPr>
+          <w:rFonts w:hint="eastAsia"/>
+        </w:rPr>
+        <w:t>，而</w:t>
+      </w:r>
+      <w:r>
+        <w:t>Ext(</w:t>
+      </w:r>
+      <w:r>
+        <w:t>Y</w:t>
+      </w:r>
+      <w:r>
+        <w:t>)</w:t>
+      </w:r>
+      <w:r>
+        <w:rPr>
+          <w:rFonts w:ascii="Cambria Math" w:hAnsi="Cambria Math" w:cs="Cambria Math"/>
+        </w:rPr>
+        <w:t xml:space="preserve"> </w:t>
+      </w:r>
+      <w:r>
+        <w:rPr>
+          <w:rFonts w:ascii="Cambria Math" w:hAnsi="Cambria Math" w:cs="Cambria Math"/>
+        </w:rPr>
+        <w:t>⊆</w:t>
+      </w:r>
+      <w:r>
+        <w:t>E导致的全局状态G的外延</w:t>
+      </w:r>
+      <w:r>
+        <w:rPr>
+          <w:rFonts w:hint="eastAsia"/>
+          <w:kern w:val="0"/>
+          <w14:ligatures w14:val="none"/>
+        </w:rPr>
+        <w:t>Ext(</w:t>
+      </w:r>
+      <w:r>
+        <w:rPr>
+          <w:kern w:val="0"/>
+          <w14:ligatures w14:val="none"/>
+        </w:rPr>
+        <w:t>G</w:t>
+      </w:r>
+      <w:r>
+        <w:rPr>
+          <w:rFonts w:hint="eastAsia"/>
+          <w:kern w:val="0"/>
+          <w14:ligatures w14:val="none"/>
+        </w:rPr>
+        <w:t>)</w:t>
+      </w:r>
+      <w:r>
+        <w:rPr>
+          <w:rFonts w:hint="eastAsia"/>
+          <w:kern w:val="0"/>
+          <w14:ligatures w14:val="none"/>
+        </w:rPr>
+        <w:t>，</w:t>
+      </w:r>
+      <w:r>
+        <w:rPr>
+          <w:rFonts w:hint="eastAsia"/>
+          <w:kern w:val="0"/>
+          <w14:ligatures w14:val="none"/>
+        </w:rPr>
+        <w:t>所以</w:t>
+      </w:r>
+      <w:r>
+        <w:rPr>
+          <w:kern w:val="0"/>
+          <w14:ligatures w14:val="none"/>
+        </w:rPr>
+        <w:t>f: Ext(X)→Ext(</w:t>
+      </w:r>
+      <w:r>
+        <w:rPr>
+          <w:rFonts w:hint="eastAsia"/>
+          <w:kern w:val="0"/>
+          <w14:ligatures w14:val="none"/>
+        </w:rPr>
+        <w:t>G</w:t>
+      </w:r>
+      <w:r>
+        <w:rPr>
+          <w:kern w:val="0"/>
+          <w14:ligatures w14:val="none"/>
+        </w:rPr>
+        <w:t>)</w:t>
+      </w:r>
+      <w:r>
+        <w:rPr>
+          <w:rFonts w:hint="eastAsia"/>
+          <w:kern w:val="0"/>
+          <w14:ligatures w14:val="none"/>
+        </w:rPr>
+        <w:t>，即</w:t>
+      </w:r>
+      <m:oMath>
+        <m:r>
+          <w:rPr>
+            <w:rFonts w:ascii="Cambria Math" w:hAnsi="Cambria Math"/>
+            <w:kern w:val="0"/>
+            <w14:ligatures w14:val="none"/>
+          </w:rPr>
+          <m:t>X</m:t>
+        </m:r>
+        <m:box>
+          <m:boxPr>
+            <m:opEmu m:val="1"/>
+            <m:ctrlPr>
+              <w:rPr>
+                <w:rFonts w:ascii="Cambria Math" w:hAnsi="Cambria Math"/>
+                <w:i/>
+                <w:kern w:val="0"/>
+                <w14:ligatures w14:val="none"/>
+              </w:rPr>
+            </m:ctrlPr>
+          </m:boxPr>
+          <m:e>
+            <m:groupChr>
+              <m:groupChrPr>
+                <m:chr m:val="→"/>
+                <m:vertJc m:val="bot"/>
+                <m:ctrlPr>
+                  <w:rPr>
+                    <w:rFonts w:ascii="Cambria Math" w:hAnsi="Cambria Math"/>
+                    <w:i/>
+                    <w:kern w:val="0"/>
+                    <w14:ligatures w14:val="none"/>
+                  </w:rPr>
+                </m:ctrlPr>
+              </m:groupChrPr>
+              <m:e>
+                <m:r>
+                  <w:rPr>
+                    <w:rFonts w:ascii="Cambria Math" w:hAnsi="Cambria Math"/>
+                    <w:kern w:val="0"/>
+                    <w14:ligatures w14:val="none"/>
+                  </w:rPr>
+                  <m:t>f</m:t>
+                </m:r>
+                <m:r>
+                  <w:rPr>
+                    <w:rFonts w:ascii="Cambria Math" w:hAnsi="Cambria Math"/>
+                    <w:kern w:val="0"/>
+                    <w14:ligatures w14:val="none"/>
+                  </w:rPr>
+                  <m:t>封装</m:t>
+                </m:r>
+              </m:e>
+            </m:groupChr>
+          </m:e>
+        </m:box>
+        <m:r>
+          <w:rPr>
+            <w:rFonts w:ascii="Cambria Math" w:hAnsi="Cambria Math"/>
+            <w:kern w:val="0"/>
+            <w14:ligatures w14:val="none"/>
+          </w:rPr>
+          <m:t>G</m:t>
+        </m:r>
+      </m:oMath>
+      <w:r>
+        <w:rPr>
+          <w:rFonts w:hint="eastAsia"/>
+          <w:kern w:val="0"/>
+          <w14:ligatures w14:val="none"/>
+        </w:rPr>
+        <w:t>，或者说</w:t>
+      </w:r>
+      <m:oMath>
+        <m:r>
+          <w:rPr>
+            <w:rFonts w:ascii="Cambria Math" w:hAnsi="Cambria Math"/>
+            <w:kern w:val="0"/>
+            <w14:ligatures w14:val="none"/>
+          </w:rPr>
+          <m:t>S.</m:t>
+        </m:r>
+        <m:r>
+          <w:rPr>
+            <w:rFonts w:ascii="Cambria Math" w:hAnsi="Cambria Math"/>
+            <w:kern w:val="0"/>
+            <w14:ligatures w14:val="none"/>
+          </w:rPr>
+          <m:t>X</m:t>
+        </m:r>
+        <m:box>
+          <m:boxPr>
+            <m:opEmu m:val="1"/>
+            <m:ctrlPr>
+              <w:rPr>
+                <w:rFonts w:ascii="Cambria Math" w:hAnsi="Cambria Math"/>
+                <w:i/>
+                <w:kern w:val="0"/>
+                <w14:ligatures w14:val="none"/>
+              </w:rPr>
+            </m:ctrlPr>
+          </m:boxPr>
+          <m:e>
+            <m:groupChr>
+              <m:groupChrPr>
+                <m:chr m:val="→"/>
+                <m:vertJc m:val="bot"/>
+                <m:ctrlPr>
+                  <w:rPr>
+                    <w:rFonts w:ascii="Cambria Math" w:hAnsi="Cambria Math"/>
+                    <w:i/>
+                    <w:kern w:val="0"/>
+                    <w14:ligatures w14:val="none"/>
+                  </w:rPr>
+                </m:ctrlPr>
+              </m:groupChrPr>
+              <m:e>
+                <m:r>
+                  <w:rPr>
+                    <w:rFonts w:ascii="Cambria Math" w:hAnsi="Cambria Math"/>
+                    <w:kern w:val="0"/>
+                    <w14:ligatures w14:val="none"/>
+                  </w:rPr>
+                  <m:t>S.</m:t>
+                </m:r>
+                <m:r>
+                  <w:rPr>
+                    <w:rFonts w:ascii="Cambria Math" w:hAnsi="Cambria Math"/>
+                    <w:kern w:val="0"/>
+                    <w14:ligatures w14:val="none"/>
+                  </w:rPr>
+                  <m:t>f</m:t>
+                </m:r>
+                <m:r>
+                  <w:rPr>
+                    <w:rFonts w:ascii="Cambria Math" w:hAnsi="Cambria Math"/>
+                    <w:kern w:val="0"/>
+                    <w14:ligatures w14:val="none"/>
+                  </w:rPr>
+                  <m:t>封装</m:t>
+                </m:r>
+              </m:e>
+            </m:groupChr>
+          </m:e>
+        </m:box>
+        <m:r>
+          <w:rPr>
+            <w:rFonts w:ascii="Cambria Math" w:hAnsi="Cambria Math"/>
+            <w:kern w:val="0"/>
+            <w14:ligatures w14:val="none"/>
+          </w:rPr>
+          <m:t>E.G</m:t>
+        </m:r>
+      </m:oMath>
+      <w:r>
+        <w:rPr>
+          <w:rFonts w:hint="eastAsia"/>
+          <w:kern w:val="0"/>
+          <w14:ligatures w14:val="none"/>
+        </w:rPr>
+        <w:t>。</w:t>
+      </w:r>
+    </w:p>
+    <w:p>
+      <w:pPr>
+        <w:pStyle w:val="4"/>
+      </w:pPr>
+      <w:r>
+        <w:rPr>
+          <w:rFonts w:hint="eastAsia"/>
+        </w:rPr>
+        <w:t>推理：</w:t>
+      </w:r>
+    </w:p>
+    <w:p>
+      <w:pPr>
+        <w:ind w:firstLineChars="200" w:firstLine="440"/>
+      </w:pPr>
+      <w:r>
+        <w:rPr>
+          <w:rFonts w:hint="eastAsia"/>
+        </w:rPr>
+        <w:t>在</w:t>
+      </w:r>
+      <w:r>
+        <w:t>让</w:t>
+      </w:r>
+      <w:r>
+        <w:rPr>
+          <w:rFonts w:hint="eastAsia"/>
+        </w:rPr>
+        <w:t>代码</w:t>
+      </w:r>
+      <w:r>
+        <w:t>系统S</w:t>
+      </w:r>
+      <w:r>
+        <w:t>=</w:t>
+      </w:r>
+      <w:r>
+        <w:t>&lt;X,f,Y&gt;</w:t>
+      </w:r>
+      <w:r>
+        <w:t>实现效果E</w:t>
+      </w:r>
+      <w:r>
+        <w:rPr>
+          <w:rFonts w:hint="eastAsia"/>
+        </w:rPr>
+        <w:t>时，如果想让编程的认知成本很低的话，不管是单人还是多人的，根据上述可知，应该先在脑海中构建一套真善美的实现了</w:t>
+      </w:r>
+      <w:r>
+        <w:t>效果E</w:t>
+      </w:r>
+      <w:r>
+        <w:rPr>
+          <w:rFonts w:hint="eastAsia"/>
+        </w:rPr>
+        <w:t>的映射系统</w:t>
+      </w:r>
+      <w:r>
+        <w:t>S’</w:t>
+      </w:r>
+      <w:r>
+        <w:t>=</w:t>
+      </w:r>
+      <w:r>
+        <w:t>&lt;X</w:t>
+      </w:r>
+      <w:r>
+        <w:t>’</w:t>
+      </w:r>
+      <w:r>
+        <w:t>,f</w:t>
+      </w:r>
+      <w:r>
+        <w:t>’</w:t>
+      </w:r>
+      <w:r>
+        <w:t>,Y</w:t>
+      </w:r>
+      <w:r>
+        <w:t>’</w:t>
+      </w:r>
+      <w:r>
+        <w:t>&gt;</w:t>
+      </w:r>
+      <w:r>
+        <w:rPr>
+          <w:rFonts w:hint="eastAsia"/>
+        </w:rPr>
+        <w:t>，然后</w:t>
+      </w:r>
+      <w:r>
+        <w:t>尽量让</w:t>
+      </w:r>
+      <w:r>
+        <w:t>f</w:t>
+      </w:r>
+      <w:r>
+        <w:t>’</w:t>
+      </w:r>
+      <w:r>
+        <w:t>中有的</w:t>
+      </w:r>
+      <w:r>
+        <w:rPr>
+          <w:rFonts w:hint="eastAsia"/>
+        </w:rPr>
+        <w:t>(模式)</w:t>
+      </w:r>
+      <w:r>
+        <w:t>f中也有，f</w:t>
+      </w:r>
+      <w:r>
+        <w:t>’</w:t>
+      </w:r>
+      <w:r>
+        <w:t>中没有的</w:t>
+      </w:r>
+      <w:r>
+        <w:t>(模式)</w:t>
+      </w:r>
+      <w:r>
+        <w:t>f中也没有</w:t>
+      </w:r>
+      <w:r>
+        <w:rPr>
+          <w:rFonts w:hint="eastAsia"/>
+        </w:rPr>
+        <w:t>。</w:t>
+      </w:r>
+    </w:p>
+    <w:p>
+      <w:pPr>
+        <w:ind w:firstLineChars="200" w:firstLine="440"/>
+      </w:pPr>
+      <w:r>
+        <w:rPr>
+          <w:rFonts w:hint="eastAsia"/>
+        </w:rPr>
+        <w:t>要做到真善美的话非常建议</w:t>
+      </w:r>
+      <w:r>
+        <w:t>对于任意两个模式Y和X，如果X是Y的模式，那Y就应该在X的上层，并且，要做到X即便换了一种模式（状态、模态）（比如X可以切换到模式X1或者模式X2，比如上层ai系统(Y)中的神经网络nn(X)可以切换到bnn神经网络(X1)也可以切换到cnn神经网络(X2)）也可以不改Y的代码就可以正确运行，哪怕X的模式切换是不保留原模式、删除原模式而用新模式替换掉原模式的。</w:t>
+      </w:r>
+      <w:r>
+        <w:rPr>
+          <w:rFonts w:hint="eastAsia"/>
+        </w:rPr>
+        <w:t>如果已经做到</w:t>
+      </w:r>
+      <w:r>
+        <w:rPr>
+          <w:rFonts w:hint="eastAsia"/>
+        </w:rPr>
+        <w:lastRenderedPageBreak/>
+        <w:t>了上一段的要求的话，那可以把这一段和上一段的要求重叠的部分去掉之后得到简化版：</w:t>
+      </w:r>
+      <w:r>
+        <w:rPr>
+          <w:rFonts w:hint="eastAsia"/>
+        </w:rPr>
+        <w:t>设</w:t>
+      </w:r>
+      <w:r>
+        <w:t>E导致的全局状态</w:t>
+      </w:r>
+      <w:r>
+        <w:rPr>
+          <w:rFonts w:hint="eastAsia"/>
+        </w:rPr>
+        <w:t>为</w:t>
+      </w:r>
+      <w:r>
+        <w:t>G</w:t>
+      </w:r>
+      <w:r>
+        <w:rPr>
+          <w:rFonts w:hint="eastAsia"/>
+        </w:rPr>
+        <w:t>，</w:t>
+      </w:r>
+      <w:r>
+        <w:t>在让代码系统</w:t>
+      </w:r>
+      <m:oMath>
+        <m:sSub>
+          <m:sSubPr>
+            <m:ctrlPr>
+              <w:rPr>
+                <w:rFonts w:ascii="Cambria Math" w:hAnsi="Cambria Math"/>
+                <w:i/>
+              </w:rPr>
+            </m:ctrlPr>
+          </m:sSubPr>
+          <m:e>
+            <m:r>
+              <w:rPr>
+                <w:rFonts w:ascii="Cambria Math" w:hAnsi="Cambria Math"/>
+              </w:rPr>
+              <m:t>S</m:t>
+            </m:r>
+          </m:e>
+          <m:sub>
+            <m:r>
+              <w:rPr>
+                <w:rFonts w:ascii="Cambria Math" w:hAnsi="Cambria Math" w:hint="eastAsia"/>
+              </w:rPr>
+              <m:t>总</m:t>
+            </m:r>
+          </m:sub>
+        </m:sSub>
+        <m:r>
+          <w:rPr>
+            <w:rFonts w:ascii="Cambria Math" w:hAnsi="Cambria Math"/>
+          </w:rPr>
+          <m:t xml:space="preserve"> </m:t>
+        </m:r>
+      </m:oMath>
+      <w:r>
+        <w:t>实现效果E时</w:t>
+      </w:r>
+      <w:r>
+        <w:rPr>
+          <w:rFonts w:hint="eastAsia"/>
+        </w:rPr>
+        <w:t>，当已有代码系统</w:t>
+      </w:r>
+      <m:oMath>
+        <m:r>
+          <w:rPr>
+            <w:rFonts w:ascii="Cambria Math" w:hAnsi="Cambria Math"/>
+          </w:rPr>
+          <m:t>S=&lt;X,f,S.Y&gt;</m:t>
+        </m:r>
+      </m:oMath>
+      <w:r>
+        <w:rPr>
+          <w:rFonts w:hint="eastAsia"/>
+        </w:rPr>
+        <w:t>和</w:t>
+      </w:r>
+      <m:oMath>
+        <m:r>
+          <w:rPr>
+            <w:rFonts w:ascii="Cambria Math" w:hAnsi="Cambria Math" w:hint="eastAsia"/>
+          </w:rPr>
+          <m:t>T</m:t>
+        </m:r>
+        <m:r>
+          <w:rPr>
+            <w:rFonts w:ascii="Cambria Math" w:hAnsi="Cambria Math"/>
+          </w:rPr>
+          <m:t>=&lt;T.</m:t>
+        </m:r>
+        <m:r>
+          <w:rPr>
+            <w:rFonts w:ascii="Cambria Math" w:hAnsi="Cambria Math" w:hint="eastAsia"/>
+          </w:rPr>
+          <m:t>Y</m:t>
+        </m:r>
+        <m:r>
+          <w:rPr>
+            <w:rFonts w:ascii="Cambria Math" w:hAnsi="Cambria Math"/>
+          </w:rPr>
+          <m:t>,</m:t>
+        </m:r>
+        <m:r>
+          <w:rPr>
+            <w:rFonts w:ascii="Cambria Math" w:hAnsi="Cambria Math" w:hint="eastAsia"/>
+          </w:rPr>
+          <m:t>g</m:t>
+        </m:r>
+        <m:r>
+          <w:rPr>
+            <w:rFonts w:ascii="Cambria Math" w:hAnsi="Cambria Math"/>
+          </w:rPr>
+          <m:t>,</m:t>
+        </m:r>
+        <m:r>
+          <w:rPr>
+            <w:rFonts w:ascii="Cambria Math" w:hAnsi="Cambria Math"/>
+          </w:rPr>
+          <m:t>G</m:t>
+        </m:r>
+        <m:r>
+          <w:rPr>
+            <w:rFonts w:ascii="Cambria Math" w:hAnsi="Cambria Math"/>
+          </w:rPr>
+          <m:t>&gt;</m:t>
+        </m:r>
+      </m:oMath>
+      <w:r>
+        <w:rPr>
+          <w:rFonts w:hint="eastAsia"/>
+        </w:rPr>
+        <w:t>时，有</w:t>
+      </w:r>
+      <m:oMath>
+        <m:r>
+          <w:rPr>
+            <w:rFonts w:ascii="Cambria Math" w:hAnsi="Cambria Math"/>
+          </w:rPr>
+          <m:t>X</m:t>
+        </m:r>
+        <m:box>
+          <m:boxPr>
+            <m:opEmu m:val="1"/>
+            <m:ctrlPr>
+              <w:rPr>
+                <w:rFonts w:ascii="Cambria Math" w:hAnsi="Cambria Math"/>
+                <w:i/>
+              </w:rPr>
+            </m:ctrlPr>
+          </m:boxPr>
+          <m:e>
+            <m:groupChr>
+              <m:groupChrPr>
+                <m:chr m:val="→"/>
+                <m:vertJc m:val="bot"/>
+                <m:ctrlPr>
+                  <w:rPr>
+                    <w:rFonts w:ascii="Cambria Math" w:hAnsi="Cambria Math"/>
+                    <w:i/>
+                  </w:rPr>
+                </m:ctrlPr>
+              </m:groupChrPr>
+              <m:e>
+                <m:r>
+                  <w:rPr>
+                    <w:rFonts w:ascii="Cambria Math" w:hAnsi="Cambria Math"/>
+                  </w:rPr>
+                  <m:t>f</m:t>
+                </m:r>
+                <m:r>
+                  <w:rPr>
+                    <w:rFonts w:ascii="Cambria Math" w:hAnsi="Cambria Math"/>
+                  </w:rPr>
+                  <m:t>封装</m:t>
+                </m:r>
+              </m:e>
+            </m:groupChr>
+          </m:e>
+        </m:box>
+        <m:r>
+          <w:rPr>
+            <w:rFonts w:ascii="Cambria Math" w:hAnsi="Cambria Math"/>
+          </w:rPr>
+          <m:t>S.</m:t>
+        </m:r>
+        <m:r>
+          <w:rPr>
+            <w:rFonts w:ascii="Cambria Math" w:hAnsi="Cambria Math"/>
+          </w:rPr>
+          <m:t>Y</m:t>
+        </m:r>
+      </m:oMath>
+      <w:r>
+        <w:rPr>
+          <w:rFonts w:hint="eastAsia"/>
+        </w:rPr>
+        <w:t>和</w:t>
+      </w:r>
+      <m:oMath>
+        <m:r>
+          <w:rPr>
+            <w:rFonts w:ascii="Cambria Math" w:hAnsi="Cambria Math"/>
+          </w:rPr>
+          <m:t>T.</m:t>
+        </m:r>
+        <m:r>
+          <w:rPr>
+            <w:rFonts w:ascii="Cambria Math" w:hAnsi="Cambria Math"/>
+          </w:rPr>
+          <m:t>Y</m:t>
+        </m:r>
+        <m:box>
+          <m:boxPr>
+            <m:noBreak m:val="0"/>
+            <m:ctrlPr>
+              <w:rPr>
+                <w:rFonts w:ascii="Cambria Math" w:hAnsi="Cambria Math"/>
+                <w:i/>
+              </w:rPr>
+            </m:ctrlPr>
+          </m:boxPr>
+          <m:e>
+            <m:groupChr>
+              <m:groupChrPr>
+                <m:chr m:val="→"/>
+                <m:vertJc m:val="bot"/>
+                <m:ctrlPr>
+                  <w:rPr>
+                    <w:rFonts w:ascii="Cambria Math" w:hAnsi="Cambria Math"/>
+                    <w:i/>
+                  </w:rPr>
+                </m:ctrlPr>
+              </m:groupChrPr>
+              <m:e>
+                <m:r>
+                  <w:rPr>
+                    <w:rFonts w:ascii="Cambria Math" w:hAnsi="Cambria Math" w:hint="eastAsia"/>
+                  </w:rPr>
+                  <m:t>g</m:t>
+                </m:r>
+                <m:r>
+                  <w:rPr>
+                    <w:rFonts w:ascii="Cambria Math" w:hAnsi="Cambria Math"/>
+                  </w:rPr>
+                  <m:t>封装</m:t>
+                </m:r>
+              </m:e>
+            </m:groupChr>
+          </m:e>
+        </m:box>
+        <m:r>
+          <w:rPr>
+            <w:rFonts w:ascii="Cambria Math" w:hAnsi="Cambria Math"/>
+          </w:rPr>
+          <m:t>G</m:t>
+        </m:r>
+      </m:oMath>
+      <w:r>
+        <w:rPr>
+          <w:rFonts w:hint="eastAsia"/>
+        </w:rPr>
+        <w:t>,这时候</w:t>
+      </w:r>
+      <w:r>
+        <w:rPr>
+          <w:rFonts w:hint="eastAsia"/>
+        </w:rPr>
+        <w:t>有</w:t>
+      </w:r>
+      <m:oMath>
+        <m:r>
+          <w:rPr>
+            <w:rFonts w:ascii="Cambria Math" w:hAnsi="Cambria Math"/>
+          </w:rPr>
+          <m:t>X</m:t>
+        </m:r>
+        <m:box>
+          <m:boxPr>
+            <m:noBreak m:val="0"/>
+            <m:ctrlPr>
+              <w:rPr>
+                <w:rFonts w:ascii="Cambria Math" w:hAnsi="Cambria Math"/>
+                <w:i/>
+              </w:rPr>
+            </m:ctrlPr>
+          </m:boxPr>
+          <m:e>
+            <m:groupChr>
+              <m:groupChrPr>
+                <m:chr m:val="→"/>
+                <m:vertJc m:val="bot"/>
+                <m:ctrlPr>
+                  <w:rPr>
+                    <w:rFonts w:ascii="Cambria Math" w:hAnsi="Cambria Math"/>
+                    <w:i/>
+                  </w:rPr>
+                </m:ctrlPr>
+              </m:groupChrPr>
+              <m:e>
+                <m:r>
+                  <w:rPr>
+                    <w:rFonts w:ascii="Cambria Math" w:hAnsi="Cambria Math"/>
+                  </w:rPr>
+                  <m:t>g</m:t>
+                </m:r>
+                <m:r>
+                  <w:rPr>
+                    <w:rFonts w:ascii="Cambria Math" w:hAnsi="Cambria Math"/>
+                  </w:rPr>
+                  <m:t>∘</m:t>
+                </m:r>
+                <m:r>
+                  <w:rPr>
+                    <w:rFonts w:ascii="Cambria Math" w:hAnsi="Cambria Math"/>
+                  </w:rPr>
+                  <m:t>f</m:t>
+                </m:r>
+                <m:r>
+                  <w:rPr>
+                    <w:rFonts w:ascii="Cambria Math" w:hAnsi="Cambria Math"/>
+                  </w:rPr>
+                  <m:t>封装</m:t>
+                </m:r>
+              </m:e>
+            </m:groupChr>
+          </m:e>
+        </m:box>
+        <m:r>
+          <w:rPr>
+            <w:rFonts w:ascii="Cambria Math" w:hAnsi="Cambria Math"/>
+          </w:rPr>
+          <m:t>G</m:t>
+        </m:r>
+        <m:r>
+          <w:rPr>
+            <w:rFonts w:ascii="Cambria Math" w:hAnsi="Cambria Math"/>
+          </w:rPr>
+          <m:t>⟸</m:t>
+        </m:r>
+        <m:r>
+          <w:rPr>
+            <w:rFonts w:ascii="Cambria Math" w:hAnsi="Cambria Math"/>
+          </w:rPr>
+          <m:t>S.Y⊆T.Y</m:t>
+        </m:r>
+      </m:oMath>
+      <w:r>
+        <w:rPr>
+          <w:rFonts w:hint="eastAsia"/>
+        </w:rPr>
+        <w:t>，所以想要构造</w:t>
+      </w:r>
+      <m:oMath>
+        <m:sSub>
+          <m:sSubPr>
+            <m:ctrlPr>
+              <w:rPr>
+                <w:rFonts w:ascii="Cambria Math" w:hAnsi="Cambria Math"/>
+                <w:i/>
+              </w:rPr>
+            </m:ctrlPr>
+          </m:sSubPr>
+          <m:e>
+            <m:r>
+              <w:rPr>
+                <w:rFonts w:ascii="Cambria Math" w:hAnsi="Cambria Math"/>
+              </w:rPr>
+              <m:t>S</m:t>
+            </m:r>
+          </m:e>
+          <m:sub>
+            <m:r>
+              <w:rPr>
+                <w:rFonts w:ascii="Cambria Math" w:hAnsi="Cambria Math"/>
+              </w:rPr>
+              <m:t>总</m:t>
+            </m:r>
+          </m:sub>
+        </m:sSub>
+        <m:r>
+          <w:rPr>
+            <w:rFonts w:ascii="Cambria Math" w:hAnsi="Cambria Math"/>
+          </w:rPr>
+          <m:t>=&lt;X,</m:t>
+        </m:r>
+        <m:r>
+          <w:rPr>
+            <w:rFonts w:ascii="Cambria Math" w:hAnsi="Cambria Math"/>
+            <w:kern w:val="0"/>
+            <w14:ligatures w14:val="none"/>
+          </w:rPr>
+          <m:t>g∘f</m:t>
+        </m:r>
+        <m:r>
+          <w:rPr>
+            <w:rFonts w:ascii="Cambria Math" w:hAnsi="Cambria Math"/>
+          </w:rPr>
+          <m:t>,</m:t>
+        </m:r>
+        <m:r>
+          <w:rPr>
+            <w:rFonts w:ascii="Cambria Math" w:hAnsi="Cambria Math"/>
+          </w:rPr>
+          <m:t>G</m:t>
+        </m:r>
+        <m:r>
+          <w:rPr>
+            <w:rFonts w:ascii="Cambria Math" w:hAnsi="Cambria Math"/>
+          </w:rPr>
+          <m:t>&gt;</m:t>
+        </m:r>
+      </m:oMath>
+      <w:r>
+        <w:rPr>
+          <w:rFonts w:hint="eastAsia"/>
+        </w:rPr>
+        <w:t>实现效果E的话</w:t>
+      </w:r>
+      <w:r>
+        <w:rPr>
+          <w:rFonts w:hint="eastAsia"/>
+        </w:rPr>
+        <w:t>请务必</w:t>
+      </w:r>
+      <w:r>
+        <w:rPr>
+          <w:rFonts w:hint="eastAsia"/>
+        </w:rPr>
+        <w:t>保证</w:t>
+      </w:r>
+      <m:oMath>
+        <m:r>
+          <w:rPr>
+            <w:rFonts w:ascii="Cambria Math" w:hAnsi="Cambria Math"/>
+          </w:rPr>
+          <m:t>Ext(</m:t>
+        </m:r>
+        <m:r>
+          <w:rPr>
+            <w:rFonts w:ascii="Cambria Math" w:hAnsi="Cambria Math"/>
+          </w:rPr>
+          <m:t>S.Y</m:t>
+        </m:r>
+        <m:r>
+          <w:rPr>
+            <w:rFonts w:ascii="Cambria Math" w:hAnsi="Cambria Math"/>
+          </w:rPr>
+          <m:t>)</m:t>
+        </m:r>
+        <m:r>
+          <w:rPr>
+            <w:rFonts w:ascii="Cambria Math" w:hAnsi="Cambria Math"/>
+          </w:rPr>
+          <m:t>⊆</m:t>
+        </m:r>
+        <m:r>
+          <w:rPr>
+            <w:rFonts w:ascii="Cambria Math" w:hAnsi="Cambria Math"/>
+          </w:rPr>
+          <m:t>Ext(</m:t>
+        </m:r>
+        <m:r>
+          <w:rPr>
+            <w:rFonts w:ascii="Cambria Math" w:hAnsi="Cambria Math"/>
+          </w:rPr>
+          <m:t>T.Y</m:t>
+        </m:r>
+        <m:r>
+          <w:rPr>
+            <w:rFonts w:ascii="Cambria Math" w:hAnsi="Cambria Math"/>
+          </w:rPr>
+          <m:t>)</m:t>
+        </m:r>
+      </m:oMath>
+      <w:r>
+        <w:rPr>
+          <w:rFonts w:hint="eastAsia"/>
+        </w:rPr>
+        <w:t>，如果不成立的话请务必调整S和T使其成立。</w:t>
+      </w:r>
+    </w:p>
+    <w:p/>
+    <w:p>
+      <w:pPr>
+        <w:pStyle w:val="4"/>
+        <w:rPr>
+          <w:rFonts w:hint="eastAsia"/>
+        </w:rPr>
+      </w:pPr>
+      <w:r>
+        <w:rPr>
+          <w:rFonts w:hint="eastAsia"/>
+        </w:rPr>
+        <w:t>设计原则是</w:t>
+      </w:r>
+      <w:r>
+        <w:t>：</w:t>
+      </w:r>
+    </w:p>
+    <w:p>
+      <w:r>
+        <w:rPr>
+          <w:rFonts w:hint="eastAsia"/>
+        </w:rPr>
+        <w:t>1</w:t>
+      </w:r>
+      <w:r>
+        <w:t>.</w:t>
+      </w:r>
+      <w:r>
+        <w:rPr>
+          <w:rFonts w:hint="eastAsia"/>
+        </w:rPr>
+        <w:t>真善美</w:t>
+      </w:r>
+    </w:p>
+    <w:p>
+      <w:r>
+        <w:t>2.</w:t>
+      </w:r>
+      <w:r>
+        <w:rPr>
+          <w:rFonts w:hint="eastAsia"/>
+        </w:rPr>
+        <w:t>如果想</w:t>
+      </w:r>
+      <w:r>
+        <w:t>让代码系统S=&lt;X,f,Y&gt;实现效果E</w:t>
+      </w:r>
+      <w:r>
+        <w:rPr>
+          <w:rFonts w:hint="eastAsia"/>
+        </w:rPr>
+        <w:t>，</w:t>
+      </w:r>
+      <w:r>
+        <w:t>应该先在脑海中构建一套真善美的实现了效果E的映射系统S’=&lt;X’,f’,Y’&gt;，然后尽量让f’中有的(模式)f中也有，f’中没有的(模式)f中也没有</w:t>
+      </w:r>
+    </w:p>
+    <w:p>
+      <w:pPr>
+        <w:rPr>
+          <w:rFonts w:hint="eastAsia"/>
+        </w:rPr>
+      </w:pPr>
+      <w:r>
+        <w:t>3.</w:t>
+      </w:r>
+      <w:r>
+        <w:t xml:space="preserve"> </w:t>
+      </w:r>
+      <w:r>
+        <w:t>设E导致的全局状态为G，在让代码系统</w:t>
+      </w:r>
+      <m:oMath>
+        <m:sSub>
+          <m:sSubPr>
+            <m:ctrlPr>
+              <w:rPr>
+                <w:rFonts w:ascii="Cambria Math" w:hAnsi="Cambria Math"/>
+                <w:i/>
+              </w:rPr>
+            </m:ctrlPr>
+          </m:sSubPr>
+          <m:e>
+            <m:r>
+              <w:rPr>
+                <w:rFonts w:ascii="Cambria Math" w:hAnsi="Cambria Math"/>
+              </w:rPr>
+              <m:t>S</m:t>
+            </m:r>
+          </m:e>
+          <m:sub>
+            <m:r>
+              <w:rPr>
+                <w:rFonts w:ascii="Cambria Math" w:hAnsi="Cambria Math"/>
+              </w:rPr>
+              <m:t>总</m:t>
+            </m:r>
+          </m:sub>
+        </m:sSub>
+        <m:r>
+          <w:rPr>
+            <w:rFonts w:ascii="Cambria Math" w:hAnsi="Cambria Math"/>
+          </w:rPr>
+          <m:t xml:space="preserve"> </m:t>
+        </m:r>
+      </m:oMath>
+      <w:r>
+        <w:t>实现效果E时，当已有代码系统</w:t>
+      </w:r>
+      <m:oMath>
+        <m:r>
+          <w:rPr>
+            <w:rFonts w:ascii="Cambria Math" w:hAnsi="Cambria Math"/>
+          </w:rPr>
+          <m:t>S=&lt;X,f,S.Y&gt;</m:t>
+        </m:r>
+      </m:oMath>
+      <w:r>
+        <w:t>和</w:t>
+      </w:r>
+      <m:oMath>
+        <m:r>
+          <w:rPr>
+            <w:rFonts w:ascii="Cambria Math" w:hAnsi="Cambria Math"/>
+          </w:rPr>
+          <m:t>T=&lt;T.Y,g,G&gt;</m:t>
+        </m:r>
+      </m:oMath>
+      <w:r>
+        <w:t>时，有</w:t>
+      </w:r>
+      <m:oMath>
+        <m:r>
+          <w:rPr>
+            <w:rFonts w:ascii="Cambria Math" w:hAnsi="Cambria Math"/>
+          </w:rPr>
+          <m:t>X</m:t>
+        </m:r>
+        <m:box>
+          <m:boxPr>
+            <m:opEmu m:val="1"/>
+            <m:ctrlPr>
+              <w:rPr>
+                <w:rFonts w:ascii="Cambria Math" w:hAnsi="Cambria Math"/>
+                <w:i/>
+              </w:rPr>
+            </m:ctrlPr>
+          </m:boxPr>
+          <m:e>
+            <m:groupChr>
+              <m:groupChrPr>
+                <m:chr m:val="→"/>
+                <m:vertJc m:val="bot"/>
+                <m:ctrlPr>
+                  <w:rPr>
+                    <w:rFonts w:ascii="Cambria Math" w:hAnsi="Cambria Math"/>
+                    <w:i/>
+                  </w:rPr>
+                </m:ctrlPr>
+              </m:groupChrPr>
+              <m:e>
+                <m:r>
+                  <w:rPr>
+                    <w:rFonts w:ascii="Cambria Math" w:hAnsi="Cambria Math"/>
+                  </w:rPr>
+                  <m:t>f</m:t>
+                </m:r>
+                <m:r>
+                  <w:rPr>
+                    <w:rFonts w:ascii="Cambria Math" w:hAnsi="Cambria Math"/>
+                  </w:rPr>
+                  <m:t>封装</m:t>
+                </m:r>
+              </m:e>
+            </m:groupChr>
+          </m:e>
+        </m:box>
+        <m:r>
+          <w:rPr>
+            <w:rFonts w:ascii="Cambria Math" w:hAnsi="Cambria Math"/>
+          </w:rPr>
+          <m:t>S.Y</m:t>
+        </m:r>
+      </m:oMath>
+      <w:r>
+        <w:t>和</w:t>
+      </w:r>
+      <m:oMath>
+        <m:r>
+          <w:rPr>
+            <w:rFonts w:ascii="Cambria Math" w:hAnsi="Cambria Math"/>
+          </w:rPr>
+          <m:t>T.Y</m:t>
+        </m:r>
+        <m:box>
+          <m:boxPr>
+            <m:noBreak m:val="0"/>
+            <m:ctrlPr>
+              <w:rPr>
+                <w:rFonts w:ascii="Cambria Math" w:hAnsi="Cambria Math"/>
+                <w:i/>
+              </w:rPr>
+            </m:ctrlPr>
+          </m:boxPr>
+          <m:e>
+            <m:groupChr>
+              <m:groupChrPr>
+                <m:chr m:val="→"/>
+                <m:vertJc m:val="bot"/>
+                <m:ctrlPr>
+                  <w:rPr>
+                    <w:rFonts w:ascii="Cambria Math" w:hAnsi="Cambria Math"/>
+                    <w:i/>
+                  </w:rPr>
+                </m:ctrlPr>
+              </m:groupChrPr>
+              <m:e>
+                <m:r>
+                  <w:rPr>
+                    <w:rFonts w:ascii="Cambria Math" w:hAnsi="Cambria Math"/>
+                  </w:rPr>
+                  <m:t>g</m:t>
+                </m:r>
+                <m:r>
+                  <w:rPr>
+                    <w:rFonts w:ascii="Cambria Math" w:hAnsi="Cambria Math"/>
+                  </w:rPr>
+                  <m:t>封装</m:t>
+                </m:r>
+              </m:e>
+            </m:groupChr>
+          </m:e>
+        </m:box>
+        <m:r>
+          <w:rPr>
+            <w:rFonts w:ascii="Cambria Math" w:hAnsi="Cambria Math"/>
+          </w:rPr>
+          <m:t>G</m:t>
+        </m:r>
+      </m:oMath>
+      <w:r>
+        <w:t>,这时候有</w:t>
+      </w:r>
+      <m:oMath>
+        <m:r>
+          <w:rPr>
+            <w:rFonts w:ascii="Cambria Math" w:hAnsi="Cambria Math"/>
+          </w:rPr>
+          <m:t>X</m:t>
+        </m:r>
+        <m:box>
+          <m:boxPr>
+            <m:noBreak m:val="0"/>
+            <m:ctrlPr>
+              <w:rPr>
+                <w:rFonts w:ascii="Cambria Math" w:hAnsi="Cambria Math"/>
+                <w:i/>
+              </w:rPr>
+            </m:ctrlPr>
+          </m:boxPr>
+          <m:e>
+            <m:groupChr>
+              <m:groupChrPr>
+                <m:chr m:val="→"/>
+                <m:vertJc m:val="bot"/>
+                <m:ctrlPr>
+                  <w:rPr>
+                    <w:rFonts w:ascii="Cambria Math" w:hAnsi="Cambria Math"/>
+                    <w:i/>
+                  </w:rPr>
+                </m:ctrlPr>
+              </m:groupChrPr>
+              <m:e>
+                <m:r>
+                  <w:rPr>
+                    <w:rFonts w:ascii="Cambria Math" w:hAnsi="Cambria Math"/>
+                  </w:rPr>
+                  <m:t>g∘f</m:t>
+                </m:r>
+                <m:r>
+                  <w:rPr>
+                    <w:rFonts w:ascii="Cambria Math" w:hAnsi="Cambria Math"/>
+                  </w:rPr>
+                  <m:t>封装</m:t>
+                </m:r>
+              </m:e>
+            </m:groupChr>
+          </m:e>
+        </m:box>
+        <m:r>
+          <w:rPr>
+            <w:rFonts w:ascii="Cambria Math" w:hAnsi="Cambria Math"/>
+          </w:rPr>
+          <m:t>G⟸S.Y⊆T.Y</m:t>
+        </m:r>
+      </m:oMath>
+      <w:r>
+        <w:t>，所以想要构造</w:t>
+      </w:r>
+      <m:oMath>
+        <m:sSub>
+          <m:sSubPr>
+            <m:ctrlPr>
+              <w:rPr>
+                <w:rFonts w:ascii="Cambria Math" w:hAnsi="Cambria Math"/>
+                <w:i/>
+              </w:rPr>
+            </m:ctrlPr>
+          </m:sSubPr>
+          <m:e>
+            <m:r>
+              <w:rPr>
+                <w:rFonts w:ascii="Cambria Math" w:hAnsi="Cambria Math"/>
+              </w:rPr>
+              <m:t>S</m:t>
+            </m:r>
+          </m:e>
+          <m:sub>
+            <m:r>
+              <w:rPr>
+                <w:rFonts w:ascii="Cambria Math" w:hAnsi="Cambria Math"/>
+              </w:rPr>
+              <m:t>总</m:t>
+            </m:r>
+          </m:sub>
+        </m:sSub>
+        <m:r>
+          <w:rPr>
+            <w:rFonts w:ascii="Cambria Math" w:hAnsi="Cambria Math"/>
+          </w:rPr>
+          <m:t>=&lt;X,g∘f,G&gt;</m:t>
+        </m:r>
+      </m:oMath>
+      <w:r>
+        <w:t>实现效果E的话请务必保证</w:t>
+      </w:r>
+      <m:oMath>
+        <m:r>
+          <w:rPr>
+            <w:rFonts w:ascii="Cambria Math" w:hAnsi="Cambria Math"/>
+          </w:rPr>
+          <m:t>Ext(S.Y)⊆Ext(T.Y)</m:t>
+        </m:r>
+      </m:oMath>
+      <w:r>
+        <w:t>，如果不成立的话请务必调整S和T使其成立。</w:t>
+      </w:r>
+    </w:p>
+    <w:p>
+      <w:pPr>
+        <w:rPr>
+          <w:rFonts w:hint="eastAsia"/>
+        </w:rPr>
+      </w:pPr>
+      <w:r>
+        <w:t>4.</w:t>
+      </w:r>
+      <w:r>
+        <w:rPr>
+          <w:rFonts w:hint="eastAsia"/>
+        </w:rPr>
+        <w:t>经验总结出来的设计原则：</w:t>
+      </w:r>
+      <w:r>
+        <w:t>用实在的东西把不实在的东西转化为实在的东西。</w:t>
+      </w:r>
+    </w:p>
+    <w:p/>
+    <w:p/>
     <w:sectPr>
       <w:footerReference w:type="default" r:id="rId6"/>
       <w:pgSz w:w="11906" w:h="16838"/>
@@ -1527,7 +3512,7 @@
 </file>
 
 <file path=word/endnotes.xml><?xml version="1.0" encoding="utf-8"?>
-<w:endnotes xmlns:wpc="http://schemas.microsoft.com/office/word/2010/wordprocessingCanvas" xmlns:cx="http://schemas.microsoft.com/office/drawing/2014/chartex" xmlns:cx1="http://schemas.microsoft.com/office/drawing/2015/9/8/chartex" xmlns:cx2="http://schemas.microsoft.com/office/drawing/2015/10/21/chartex" xmlns:cx3="http://schemas.microsoft.com/office/drawing/2016/5/9/chartex" xmlns:cx4="http://schemas.microsoft.com/office/drawing/2016/5/10/chartex" xmlns:cx5="http://schemas.microsoft.com/office/drawing/2016/5/11/chartex" xmlns:cx6="http://schemas.microsoft.com/office/drawing/2016/5/12/chartex" xmlns:cx7="http://schemas.microsoft.com/office/drawing/2016/5/13/chartex" xmlns:cx8="http://schemas.microsoft.com/office/drawing/2016/5/14/chartex" xmlns:mc="http://schemas.openxmlformats.org/markup-compatibility/2006" xmlns:aink="http://schemas.microsoft.com/office/drawing/2016/ink" xmlns:am3d="http://schemas.microsoft.com/office/drawing/2017/model3d" xmlns:o="urn:schemas-microsoft-com:office:office" xmlns:oel="http://schemas.microsoft.com/office/2019/extlst" xmlns:r="http://schemas.openxmlformats.org/officeDocument/2006/relationships" xmlns:m="http://schemas.openxmlformats.org/officeDocument/2006/math" xmlns:v="urn:schemas-microsoft-com:vml" xmlns:wp14="http://schemas.microsoft.com/office/word/2010/wordprocessingDrawing" xmlns:wp="http://schemas.openxmlformats.org/drawingml/2006/wordprocessingDrawing" xmlns:w10="urn:schemas-microsoft-com:office:word" xmlns:w="http://schemas.openxmlformats.org/wordprocessingml/2006/main" xmlns:w14="http://schemas.microsoft.com/office/word/2010/wordml" xmlns:w15="http://schemas.microsoft.com/office/word/2012/wordml" xmlns:w16cei="http://schemas.microsoft.com/office/word/2026/wordml/cei" xmlns:w16cex="http://schemas.microsoft.com/office/word/2018/wordml/cex" xmlns:w16cid="http://schemas.microsoft.com/office/word/2016/wordml/cid" xmlns:w16="http://schemas.microsoft.com/office/word/2018/wordml" xmlns:w16du="http://schemas.microsoft.com/office/word/2023/wordml/word16du" xmlns:w16sdtdh="http://schemas.microsoft.com/office/word/2020/wordml/sdtdatahash" xmlns:w16sdtfl="http://schemas.microsoft.com/office/word/2024/wordml/sdtformatlock" xmlns:w16se="http://schemas.microsoft.com/office/word/2015/wordml/symex" xmlns:wpg="http://schemas.microsoft.com/office/word/2010/wordprocessingGroup" xmlns:wpi="http://schemas.microsoft.com/office/word/2010/wordprocessingInk" xmlns:wne="http://schemas.microsoft.com/office/word/2006/wordml" xmlns:wps="http://schemas.microsoft.com/office/word/2010/wordprocessingShape" mc:Ignorable="w14 w15 w16se w16cid w16 w16cex w16sdtdh w16sdtfl w16du wp14">
+<w:endnotes xmlns:wpc="http://schemas.microsoft.com/office/word/2010/wordprocessingCanvas" xmlns:cx="http://schemas.microsoft.com/office/drawing/2014/chartex" xmlns:cx1="http://schemas.microsoft.com/office/drawing/2015/9/8/chartex" xmlns:cx2="http://schemas.microsoft.com/office/drawing/2015/10/21/chartex" xmlns:cx3="http://schemas.microsoft.com/office/drawing/2016/5/9/chartex" xmlns:cx4="http://schemas.microsoft.com/office/drawing/2016/5/10/chartex" xmlns:cx5="http://schemas.microsoft.com/office/drawing/2016/5/11/chartex" xmlns:cx6="http://schemas.microsoft.com/office/drawing/2016/5/12/chartex" xmlns:cx7="http://schemas.microsoft.com/office/drawing/2016/5/13/chartex" xmlns:cx8="http://schemas.microsoft.com/office/drawing/2016/5/14/chartex" xmlns:mc="http://schemas.openxmlformats.org/markup-compatibility/2006" xmlns:aink="http://schemas.microsoft.com/office/drawing/2016/ink" xmlns:am3d="http://schemas.microsoft.com/office/drawing/2017/model3d" xmlns:o="urn:schemas-microsoft-com:office:office" xmlns:oel="http://schemas.microsoft.com/office/2019/extlst" xmlns:r="http://schemas.openxmlformats.org/officeDocument/2006/relationships" xmlns:m="http://schemas.openxmlformats.org/officeDocument/2006/math" xmlns:v="urn:schemas-microsoft-com:vml" xmlns:wp14="http://schemas.microsoft.com/office/word/2010/wordprocessingDrawing" xmlns:wp="http://schemas.openxmlformats.org/drawingml/2006/wordprocessingDrawing" xmlns:w10="urn:schemas-microsoft-com:office:word" xmlns:w="http://schemas.openxmlformats.org/wordprocessingml/2006/main" xmlns:w14="http://schemas.microsoft.com/office/word/2010/wordml" xmlns:w15="http://schemas.microsoft.com/office/word/2012/wordml" xmlns:w16cex="http://schemas.microsoft.com/office/word/2018/wordml/cex" xmlns:w16cid="http://schemas.microsoft.com/office/word/2016/wordml/cid" xmlns:w16="http://schemas.microsoft.com/office/word/2018/wordml" xmlns:w16du="http://schemas.microsoft.com/office/word/2023/wordml/word16du" xmlns:w16sdtdh="http://schemas.microsoft.com/office/word/2020/wordml/sdtdatahash" xmlns:w16sdtfl="http://schemas.microsoft.com/office/word/2024/wordml/sdtformatlock" xmlns:w16se="http://schemas.microsoft.com/office/word/2015/wordml/symex" xmlns:wpg="http://schemas.microsoft.com/office/word/2010/wordprocessingGroup" xmlns:wpi="http://schemas.microsoft.com/office/word/2010/wordprocessingInk" xmlns:wne="http://schemas.microsoft.com/office/word/2006/wordml" xmlns:wps="http://schemas.microsoft.com/office/word/2010/wordprocessingShape" mc:Ignorable="w14 w15 w16se w16cid w16 w16cex w16sdtdh w16sdtfl w16du wp14">
   <w:endnote w:type="separator" w:id="-1">
     <w:p>
       <w:pPr>
@@ -1558,7 +3543,7 @@
 </file>
 
 <file path=word/footer1.xml><?xml version="1.0" encoding="utf-8"?>
-<w:ftr xmlns:wpc="http://schemas.microsoft.com/office/word/2010/wordprocessingCanvas" xmlns:cx="http://schemas.microsoft.com/office/drawing/2014/chartex" xmlns:cx1="http://schemas.microsoft.com/office/drawing/2015/9/8/chartex" xmlns:cx2="http://schemas.microsoft.com/office/drawing/2015/10/21/chartex" xmlns:cx3="http://schemas.microsoft.com/office/drawing/2016/5/9/chartex" xmlns:cx4="http://schemas.microsoft.com/office/drawing/2016/5/10/chartex" xmlns:cx5="http://schemas.microsoft.com/office/drawing/2016/5/11/chartex" xmlns:cx6="http://schemas.microsoft.com/office/drawing/2016/5/12/chartex" xmlns:cx7="http://schemas.microsoft.com/office/drawing/2016/5/13/chartex" xmlns:cx8="http://schemas.microsoft.com/office/drawing/2016/5/14/chartex" xmlns:mc="http://schemas.openxmlformats.org/markup-compatibility/2006" xmlns:aink="http://schemas.microsoft.com/office/drawing/2016/ink" xmlns:am3d="http://schemas.microsoft.com/office/drawing/2017/model3d" xmlns:o="urn:schemas-microsoft-com:office:office" xmlns:oel="http://schemas.microsoft.com/office/2019/extlst" xmlns:r="http://schemas.openxmlformats.org/officeDocument/2006/relationships" xmlns:m="http://schemas.openxmlformats.org/officeDocument/2006/math" xmlns:v="urn:schemas-microsoft-com:vml" xmlns:wp14="http://schemas.microsoft.com/office/word/2010/wordprocessingDrawing" xmlns:wp="http://schemas.openxmlformats.org/drawingml/2006/wordprocessingDrawing" xmlns:w10="urn:schemas-microsoft-com:office:word" xmlns:w="http://schemas.openxmlformats.org/wordprocessingml/2006/main" xmlns:w14="http://schemas.microsoft.com/office/word/2010/wordml" xmlns:w15="http://schemas.microsoft.com/office/word/2012/wordml" xmlns:w16cei="http://schemas.microsoft.com/office/word/2026/wordml/cei" xmlns:w16cex="http://schemas.microsoft.com/office/word/2018/wordml/cex" xmlns:w16cid="http://schemas.microsoft.com/office/word/2016/wordml/cid" xmlns:w16="http://schemas.microsoft.com/office/word/2018/wordml" xmlns:w16du="http://schemas.microsoft.com/office/word/2023/wordml/word16du" xmlns:w16sdtdh="http://schemas.microsoft.com/office/word/2020/wordml/sdtdatahash" xmlns:w16sdtfl="http://schemas.microsoft.com/office/word/2024/wordml/sdtformatlock" xmlns:w16se="http://schemas.microsoft.com/office/word/2015/wordml/symex" xmlns:wpg="http://schemas.microsoft.com/office/word/2010/wordprocessingGroup" xmlns:wpi="http://schemas.microsoft.com/office/word/2010/wordprocessingInk" xmlns:wne="http://schemas.microsoft.com/office/word/2006/wordml" xmlns:wps="http://schemas.microsoft.com/office/word/2010/wordprocessingShape" mc:Ignorable="w14 w15 w16se w16cid w16 w16cex w16sdtdh w16sdtfl w16du wp14">
+<w:ftr xmlns:wpc="http://schemas.microsoft.com/office/word/2010/wordprocessingCanvas" xmlns:cx="http://schemas.microsoft.com/office/drawing/2014/chartex" xmlns:cx1="http://schemas.microsoft.com/office/drawing/2015/9/8/chartex" xmlns:cx2="http://schemas.microsoft.com/office/drawing/2015/10/21/chartex" xmlns:cx3="http://schemas.microsoft.com/office/drawing/2016/5/9/chartex" xmlns:cx4="http://schemas.microsoft.com/office/drawing/2016/5/10/chartex" xmlns:cx5="http://schemas.microsoft.com/office/drawing/2016/5/11/chartex" xmlns:cx6="http://schemas.microsoft.com/office/drawing/2016/5/12/chartex" xmlns:cx7="http://schemas.microsoft.com/office/drawing/2016/5/13/chartex" xmlns:cx8="http://schemas.microsoft.com/office/drawing/2016/5/14/chartex" xmlns:mc="http://schemas.openxmlformats.org/markup-compatibility/2006" xmlns:aink="http://schemas.microsoft.com/office/drawing/2016/ink" xmlns:am3d="http://schemas.microsoft.com/office/drawing/2017/model3d" xmlns:o="urn:schemas-microsoft-com:office:office" xmlns:oel="http://schemas.microsoft.com/office/2019/extlst" xmlns:r="http://schemas.openxmlformats.org/officeDocument/2006/relationships" xmlns:m="http://schemas.openxmlformats.org/officeDocument/2006/math" xmlns:v="urn:schemas-microsoft-com:vml" xmlns:wp14="http://schemas.microsoft.com/office/word/2010/wordprocessingDrawing" xmlns:wp="http://schemas.openxmlformats.org/drawingml/2006/wordprocessingDrawing" xmlns:w10="urn:schemas-microsoft-com:office:word" xmlns:w="http://schemas.openxmlformats.org/wordprocessingml/2006/main" xmlns:w14="http://schemas.microsoft.com/office/word/2010/wordml" xmlns:w15="http://schemas.microsoft.com/office/word/2012/wordml" xmlns:w16cex="http://schemas.microsoft.com/office/word/2018/wordml/cex" xmlns:w16cid="http://schemas.microsoft.com/office/word/2016/wordml/cid" xmlns:w16="http://schemas.microsoft.com/office/word/2018/wordml" xmlns:w16du="http://schemas.microsoft.com/office/word/2023/wordml/word16du" xmlns:w16sdtdh="http://schemas.microsoft.com/office/word/2020/wordml/sdtdatahash" xmlns:w16sdtfl="http://schemas.microsoft.com/office/word/2024/wordml/sdtformatlock" xmlns:w16se="http://schemas.microsoft.com/office/word/2015/wordml/symex" xmlns:wpg="http://schemas.microsoft.com/office/word/2010/wordprocessingGroup" xmlns:wpi="http://schemas.microsoft.com/office/word/2010/wordprocessingInk" xmlns:wne="http://schemas.microsoft.com/office/word/2006/wordml" xmlns:wps="http://schemas.microsoft.com/office/word/2010/wordprocessingShape" mc:Ignorable="w14 w15 w16se w16cid w16 w16cex w16sdtdh w16sdtfl w16du wp14">
   <w:sdt>
     <w:sdtPr>
       <w:id w:val="1111633121"/>
@@ -1601,7 +3586,7 @@
 </file>
 
 <file path=word/footnotes.xml><?xml version="1.0" encoding="utf-8"?>
-<w:footnotes xmlns:wpc="http://schemas.microsoft.com/office/word/2010/wordprocessingCanvas" xmlns:cx="http://schemas.microsoft.com/office/drawing/2014/chartex" xmlns:cx1="http://schemas.microsoft.com/office/drawing/2015/9/8/chartex" xmlns:cx2="http://schemas.microsoft.com/office/drawing/2015/10/21/chartex" xmlns:cx3="http://schemas.microsoft.com/office/drawing/2016/5/9/chartex" xmlns:cx4="http://schemas.microsoft.com/office/drawing/2016/5/10/chartex" xmlns:cx5="http://schemas.microsoft.com/office/drawing/2016/5/11/chartex" xmlns:cx6="http://schemas.microsoft.com/office/drawing/2016/5/12/chartex" xmlns:cx7="http://schemas.microsoft.com/office/drawing/2016/5/13/chartex" xmlns:cx8="http://schemas.microsoft.com/office/drawing/2016/5/14/chartex" xmlns:mc="http://schemas.openxmlformats.org/markup-compatibility/2006" xmlns:aink="http://schemas.microsoft.com/office/drawing/2016/ink" xmlns:am3d="http://schemas.microsoft.com/office/drawing/2017/model3d" xmlns:o="urn:schemas-microsoft-com:office:office" xmlns:oel="http://schemas.microsoft.com/office/2019/extlst" xmlns:r="http://schemas.openxmlformats.org/officeDocument/2006/relationships" xmlns:m="http://schemas.openxmlformats.org/officeDocument/2006/math" xmlns:v="urn:schemas-microsoft-com:vml" xmlns:wp14="http://schemas.microsoft.com/office/word/2010/wordprocessingDrawing" xmlns:wp="http://schemas.openxmlformats.org/drawingml/2006/wordprocessingDrawing" xmlns:w10="urn:schemas-microsoft-com:office:word" xmlns:w="http://schemas.openxmlformats.org/wordprocessingml/2006/main" xmlns:w14="http://schemas.microsoft.com/office/word/2010/wordml" xmlns:w15="http://schemas.microsoft.com/office/word/2012/wordml" xmlns:w16cei="http://schemas.microsoft.com/office/word/2026/wordml/cei" xmlns:w16cex="http://schemas.microsoft.com/office/word/2018/wordml/cex" xmlns:w16cid="http://schemas.microsoft.com/office/word/2016/wordml/cid" xmlns:w16="http://schemas.microsoft.com/office/word/2018/wordml" xmlns:w16du="http://schemas.microsoft.com/office/word/2023/wordml/word16du" xmlns:w16sdtdh="http://schemas.microsoft.com/office/word/2020/wordml/sdtdatahash" xmlns:w16sdtfl="http://schemas.microsoft.com/office/word/2024/wordml/sdtformatlock" xmlns:w16se="http://schemas.microsoft.com/office/word/2015/wordml/symex" xmlns:wpg="http://schemas.microsoft.com/office/word/2010/wordprocessingGroup" xmlns:wpi="http://schemas.microsoft.com/office/word/2010/wordprocessingInk" xmlns:wne="http://schemas.microsoft.com/office/word/2006/wordml" xmlns:wps="http://schemas.microsoft.com/office/word/2010/wordprocessingShape" mc:Ignorable="w14 w15 w16se w16cid w16 w16cex w16sdtdh w16sdtfl w16du wp14">
+<w:footnotes xmlns:wpc="http://schemas.microsoft.com/office/word/2010/wordprocessingCanvas" xmlns:cx="http://schemas.microsoft.com/office/drawing/2014/chartex" xmlns:cx1="http://schemas.microsoft.com/office/drawing/2015/9/8/chartex" xmlns:cx2="http://schemas.microsoft.com/office/drawing/2015/10/21/chartex" xmlns:cx3="http://schemas.microsoft.com/office/drawing/2016/5/9/chartex" xmlns:cx4="http://schemas.microsoft.com/office/drawing/2016/5/10/chartex" xmlns:cx5="http://schemas.microsoft.com/office/drawing/2016/5/11/chartex" xmlns:cx6="http://schemas.microsoft.com/office/drawing/2016/5/12/chartex" xmlns:cx7="http://schemas.microsoft.com/office/drawing/2016/5/13/chartex" xmlns:cx8="http://schemas.microsoft.com/office/drawing/2016/5/14/chartex" xmlns:mc="http://schemas.openxmlformats.org/markup-compatibility/2006" xmlns:aink="http://schemas.microsoft.com/office/drawing/2016/ink" xmlns:am3d="http://schemas.microsoft.com/office/drawing/2017/model3d" xmlns:o="urn:schemas-microsoft-com:office:office" xmlns:oel="http://schemas.microsoft.com/office/2019/extlst" xmlns:r="http://schemas.openxmlformats.org/officeDocument/2006/relationships" xmlns:m="http://schemas.openxmlformats.org/officeDocument/2006/math" xmlns:v="urn:schemas-microsoft-com:vml" xmlns:wp14="http://schemas.microsoft.com/office/word/2010/wordprocessingDrawing" xmlns:wp="http://schemas.openxmlformats.org/drawingml/2006/wordprocessingDrawing" xmlns:w10="urn:schemas-microsoft-com:office:word" xmlns:w="http://schemas.openxmlformats.org/wordprocessingml/2006/main" xmlns:w14="http://schemas.microsoft.com/office/word/2010/wordml" xmlns:w15="http://schemas.microsoft.com/office/word/2012/wordml" xmlns:w16cex="http://schemas.microsoft.com/office/word/2018/wordml/cex" xmlns:w16cid="http://schemas.microsoft.com/office/word/2016/wordml/cid" xmlns:w16="http://schemas.microsoft.com/office/word/2018/wordml" xmlns:w16du="http://schemas.microsoft.com/office/word/2023/wordml/word16du" xmlns:w16sdtdh="http://schemas.microsoft.com/office/word/2020/wordml/sdtdatahash" xmlns:w16sdtfl="http://schemas.microsoft.com/office/word/2024/wordml/sdtformatlock" xmlns:w16se="http://schemas.microsoft.com/office/word/2015/wordml/symex" xmlns:wpg="http://schemas.microsoft.com/office/word/2010/wordprocessingGroup" xmlns:wpi="http://schemas.microsoft.com/office/word/2010/wordprocessingInk" xmlns:wne="http://schemas.microsoft.com/office/word/2006/wordml" xmlns:wps="http://schemas.microsoft.com/office/word/2010/wordprocessingShape" mc:Ignorable="w14 w15 w16se w16cid w16 w16cex w16sdtdh w16sdtfl w16du wp14">
   <w:footnote w:type="separator" w:id="-1">
     <w:p>
       <w:pPr>
@@ -2031,7 +4016,7 @@
   <w:style w:type="paragraph" w:default="1" w:styleId="a">
     <w:name w:val="Normal"/>
     <w:qFormat/>
-    <w:rsid w:val="00C0756A"/>
+    <w:rsid w:val="00CC58E2"/>
     <w:pPr>
       <w:widowControl w:val="0"/>
     </w:pPr>
@@ -2063,7 +4048,6 @@
     <w:next w:val="a"/>
     <w:link w:val="20"/>
     <w:uiPriority w:val="9"/>
-    <w:semiHidden/>
     <w:unhideWhenUsed/>
     <w:qFormat/>
     <w:rsid w:val="00236FAE"/>
@@ -2108,7 +4092,6 @@
     <w:next w:val="a"/>
     <w:link w:val="40"/>
     <w:uiPriority w:val="9"/>
-    <w:semiHidden/>
     <w:unhideWhenUsed/>
     <w:qFormat/>
     <w:rsid w:val="00236FAE"/>
@@ -2238,7 +4221,6 @@
   <w:style w:type="character" w:default="1" w:styleId="a0">
     <w:name w:val="Default Paragraph Font"/>
     <w:uiPriority w:val="1"/>
-    <w:semiHidden/>
     <w:unhideWhenUsed/>
   </w:style>
   <w:style w:type="table" w:default="1" w:styleId="a1">
@@ -2280,7 +4262,6 @@
     <w:basedOn w:val="a0"/>
     <w:link w:val="2"/>
     <w:uiPriority w:val="9"/>
-    <w:semiHidden/>
     <w:rsid w:val="00236FAE"/>
     <w:rPr>
       <w:rFonts w:asciiTheme="majorHAnsi" w:eastAsiaTheme="majorEastAsia" w:hAnsiTheme="majorHAnsi" w:cstheme="majorBidi"/>
@@ -2307,7 +4288,6 @@
     <w:basedOn w:val="a0"/>
     <w:link w:val="4"/>
     <w:uiPriority w:val="9"/>
-    <w:semiHidden/>
     <w:rsid w:val="00236FAE"/>
     <w:rPr>
       <w:rFonts w:cstheme="majorBidi"/>

--- a/Document.docx
+++ b/Document.docx
@@ -1665,6 +1665,9 @@
     <w:p>
       <w:pPr>
         <w:pStyle w:val="4"/>
+        <w:rPr>
+          <w:rFonts w:hint="eastAsia"/>
+        </w:rPr>
       </w:pPr>
       <w:r>
         <w:rPr>
@@ -1689,6 +1692,9 @@
     <w:p>
       <w:pPr>
         <w:pStyle w:val="4"/>
+        <w:rPr>
+          <w:rFonts w:hint="eastAsia"/>
+        </w:rPr>
       </w:pPr>
       <w:r>
         <w:rPr>
@@ -1698,6 +1704,11 @@
       </w:r>
     </w:p>
     <w:p>
+      <w:pPr>
+        <w:rPr>
+          <w:rFonts w:hint="eastAsia"/>
+        </w:rPr>
+      </w:pPr>
       <w:r>
         <w:rPr>
           <w:rFonts w:hint="eastAsia"/>
@@ -1706,6 +1717,11 @@
       </w:r>
     </w:p>
     <w:p>
+      <w:pPr>
+        <w:rPr>
+          <w:rFonts w:hint="eastAsia"/>
+        </w:rPr>
+      </w:pPr>
       <w:r>
         <w:rPr>
           <w:rFonts w:hint="eastAsia"/>
@@ -1933,6 +1949,11 @@
       </w:r>
     </w:p>
     <w:p>
+      <w:pPr>
+        <w:rPr>
+          <w:rFonts w:hint="eastAsia"/>
+        </w:rPr>
+      </w:pPr>
       <w:r>
         <w:t>某</w:t>
       </w:r>
@@ -2048,6 +2069,9 @@
     <w:p>
       <w:pPr>
         <w:pStyle w:val="4"/>
+        <w:rPr>
+          <w:rFonts w:hint="eastAsia"/>
+        </w:rPr>
       </w:pPr>
       <w:r>
         <w:rPr>
@@ -2059,6 +2083,7 @@
     <w:p>
       <w:pPr>
         <w:rPr>
+          <w:rFonts w:hint="eastAsia"/>
           <w:kern w:val="0"/>
           <w14:ligatures w14:val="none"/>
         </w:rPr>
@@ -2207,18 +2232,30 @@
         <w:t>f:</w:t>
       </w:r>
       <w:r>
-        <w:t xml:space="preserve"> </w:t>
+        <w:t xml:space="preserve"> Ext(</w:t>
+      </w:r>
+      <w:r>
+        <w:t>X</w:t>
+      </w:r>
+      <w:r>
+        <w:t>)→Ext(</w:t>
+      </w:r>
+      <w:r>
+        <w:t>Y</w:t>
+      </w:r>
+      <w:r>
+        <w:t>)</w:t>
+      </w:r>
+      <w:r>
+        <w:rPr>
+          <w:rFonts w:hint="eastAsia"/>
+        </w:rPr>
+        <w:t>，而</w:t>
       </w:r>
       <w:r>
         <w:t>Ext(</w:t>
       </w:r>
       <w:r>
-        <w:t>X</w:t>
-      </w:r>
-      <w:r>
-        <w:t>)→Ext(</w:t>
-      </w:r>
-      <w:r>
         <w:t>Y</w:t>
       </w:r>
       <w:r>
@@ -2226,30 +2263,9 @@
       </w:r>
       <w:r>
         <w:rPr>
-          <w:rFonts w:hint="eastAsia"/>
-        </w:rPr>
-        <w:t>，而</w:t>
-      </w:r>
-      <w:r>
-        <w:t>Ext(</w:t>
-      </w:r>
-      <w:r>
-        <w:t>Y</w:t>
-      </w:r>
-      <w:r>
-        <w:t>)</w:t>
-      </w:r>
-      <w:r>
-        <w:rPr>
           <w:rFonts w:ascii="Cambria Math" w:hAnsi="Cambria Math" w:cs="Cambria Math"/>
         </w:rPr>
-        <w:t xml:space="preserve"> </w:t>
-      </w:r>
-      <w:r>
-        <w:rPr>
-          <w:rFonts w:ascii="Cambria Math" w:hAnsi="Cambria Math" w:cs="Cambria Math"/>
-        </w:rPr>
-        <w:t>⊆</w:t>
+        <w:t xml:space="preserve"> ⊆</w:t>
       </w:r>
       <w:r>
         <w:t>E导致的全局状态G的外延</w:t>
@@ -2403,15 +2419,7 @@
             <w:kern w:val="0"/>
             <w14:ligatures w14:val="none"/>
           </w:rPr>
-          <m:t>S.</m:t>
-        </m:r>
-        <m:r>
-          <w:rPr>
-            <w:rFonts w:ascii="Cambria Math" w:hAnsi="Cambria Math"/>
-            <w:kern w:val="0"/>
-            <w14:ligatures w14:val="none"/>
-          </w:rPr>
-          <m:t>X</m:t>
+          <m:t>S.X</m:t>
         </m:r>
         <m:box>
           <m:boxPr>
@@ -2446,15 +2454,7 @@
                     <w:kern w:val="0"/>
                     <w14:ligatures w14:val="none"/>
                   </w:rPr>
-                  <m:t>S.</m:t>
-                </m:r>
-                <m:r>
-                  <w:rPr>
-                    <w:rFonts w:ascii="Cambria Math" w:hAnsi="Cambria Math"/>
-                    <w:kern w:val="0"/>
-                    <w14:ligatures w14:val="none"/>
-                  </w:rPr>
-                  <m:t>f</m:t>
+                  <m:t>S.f</m:t>
                 </m:r>
                 <m:r>
                   <w:rPr>
@@ -2489,6 +2489,9 @@
     <w:p>
       <w:pPr>
         <w:pStyle w:val="4"/>
+        <w:rPr>
+          <w:rFonts w:hint="eastAsia"/>
+        </w:rPr>
       </w:pPr>
       <w:r>
         <w:rPr>
@@ -2500,6 +2503,9 @@
     <w:p>
       <w:pPr>
         <w:ind w:firstLineChars="200" w:firstLine="440"/>
+        <w:rPr>
+          <w:rFonts w:hint="eastAsia"/>
+        </w:rPr>
       </w:pPr>
       <w:r>
         <w:rPr>
@@ -2619,6 +2625,9 @@
     <w:p>
       <w:pPr>
         <w:ind w:firstLineChars="200" w:firstLine="440"/>
+        <w:rPr>
+          <w:rFonts w:hint="eastAsia"/>
+        </w:rPr>
       </w:pPr>
       <w:r>
         <w:rPr>
@@ -2761,505 +2770,13 @@
           <w:rPr>
             <w:rFonts w:ascii="Cambria Math" w:hAnsi="Cambria Math"/>
           </w:rPr>
-          <m:t>,</m:t>
-        </m:r>
-        <m:r>
-          <w:rPr>
-            <w:rFonts w:ascii="Cambria Math" w:hAnsi="Cambria Math"/>
-          </w:rPr>
-          <m:t>G</m:t>
-        </m:r>
-        <m:r>
-          <w:rPr>
-            <w:rFonts w:ascii="Cambria Math" w:hAnsi="Cambria Math"/>
-          </w:rPr>
-          <m:t>&gt;</m:t>
+          <m:t>,G&gt;</m:t>
         </m:r>
       </m:oMath>
       <w:r>
         <w:rPr>
           <w:rFonts w:hint="eastAsia"/>
         </w:rPr>
-        <w:t>时，有</w:t>
-      </w:r>
-      <m:oMath>
-        <m:r>
-          <w:rPr>
-            <w:rFonts w:ascii="Cambria Math" w:hAnsi="Cambria Math"/>
-          </w:rPr>
-          <m:t>X</m:t>
-        </m:r>
-        <m:box>
-          <m:boxPr>
-            <m:opEmu m:val="1"/>
-            <m:ctrlPr>
-              <w:rPr>
-                <w:rFonts w:ascii="Cambria Math" w:hAnsi="Cambria Math"/>
-                <w:i/>
-              </w:rPr>
-            </m:ctrlPr>
-          </m:boxPr>
-          <m:e>
-            <m:groupChr>
-              <m:groupChrPr>
-                <m:chr m:val="→"/>
-                <m:vertJc m:val="bot"/>
-                <m:ctrlPr>
-                  <w:rPr>
-                    <w:rFonts w:ascii="Cambria Math" w:hAnsi="Cambria Math"/>
-                    <w:i/>
-                  </w:rPr>
-                </m:ctrlPr>
-              </m:groupChrPr>
-              <m:e>
-                <m:r>
-                  <w:rPr>
-                    <w:rFonts w:ascii="Cambria Math" w:hAnsi="Cambria Math"/>
-                  </w:rPr>
-                  <m:t>f</m:t>
-                </m:r>
-                <m:r>
-                  <w:rPr>
-                    <w:rFonts w:ascii="Cambria Math" w:hAnsi="Cambria Math"/>
-                  </w:rPr>
-                  <m:t>封装</m:t>
-                </m:r>
-              </m:e>
-            </m:groupChr>
-          </m:e>
-        </m:box>
-        <m:r>
-          <w:rPr>
-            <w:rFonts w:ascii="Cambria Math" w:hAnsi="Cambria Math"/>
-          </w:rPr>
-          <m:t>S.</m:t>
-        </m:r>
-        <m:r>
-          <w:rPr>
-            <w:rFonts w:ascii="Cambria Math" w:hAnsi="Cambria Math"/>
-          </w:rPr>
-          <m:t>Y</m:t>
-        </m:r>
-      </m:oMath>
-      <w:r>
-        <w:rPr>
-          <w:rFonts w:hint="eastAsia"/>
-        </w:rPr>
-        <w:t>和</w:t>
-      </w:r>
-      <m:oMath>
-        <m:r>
-          <w:rPr>
-            <w:rFonts w:ascii="Cambria Math" w:hAnsi="Cambria Math"/>
-          </w:rPr>
-          <m:t>T.</m:t>
-        </m:r>
-        <m:r>
-          <w:rPr>
-            <w:rFonts w:ascii="Cambria Math" w:hAnsi="Cambria Math"/>
-          </w:rPr>
-          <m:t>Y</m:t>
-        </m:r>
-        <m:box>
-          <m:boxPr>
-            <m:noBreak m:val="0"/>
-            <m:ctrlPr>
-              <w:rPr>
-                <w:rFonts w:ascii="Cambria Math" w:hAnsi="Cambria Math"/>
-                <w:i/>
-              </w:rPr>
-            </m:ctrlPr>
-          </m:boxPr>
-          <m:e>
-            <m:groupChr>
-              <m:groupChrPr>
-                <m:chr m:val="→"/>
-                <m:vertJc m:val="bot"/>
-                <m:ctrlPr>
-                  <w:rPr>
-                    <w:rFonts w:ascii="Cambria Math" w:hAnsi="Cambria Math"/>
-                    <w:i/>
-                  </w:rPr>
-                </m:ctrlPr>
-              </m:groupChrPr>
-              <m:e>
-                <m:r>
-                  <w:rPr>
-                    <w:rFonts w:ascii="Cambria Math" w:hAnsi="Cambria Math" w:hint="eastAsia"/>
-                  </w:rPr>
-                  <m:t>g</m:t>
-                </m:r>
-                <m:r>
-                  <w:rPr>
-                    <w:rFonts w:ascii="Cambria Math" w:hAnsi="Cambria Math"/>
-                  </w:rPr>
-                  <m:t>封装</m:t>
-                </m:r>
-              </m:e>
-            </m:groupChr>
-          </m:e>
-        </m:box>
-        <m:r>
-          <w:rPr>
-            <w:rFonts w:ascii="Cambria Math" w:hAnsi="Cambria Math"/>
-          </w:rPr>
-          <m:t>G</m:t>
-        </m:r>
-      </m:oMath>
-      <w:r>
-        <w:rPr>
-          <w:rFonts w:hint="eastAsia"/>
-        </w:rPr>
-        <w:t>,这时候</w:t>
-      </w:r>
-      <w:r>
-        <w:rPr>
-          <w:rFonts w:hint="eastAsia"/>
-        </w:rPr>
-        <w:t>有</w:t>
-      </w:r>
-      <m:oMath>
-        <m:r>
-          <w:rPr>
-            <w:rFonts w:ascii="Cambria Math" w:hAnsi="Cambria Math"/>
-          </w:rPr>
-          <m:t>X</m:t>
-        </m:r>
-        <m:box>
-          <m:boxPr>
-            <m:noBreak m:val="0"/>
-            <m:ctrlPr>
-              <w:rPr>
-                <w:rFonts w:ascii="Cambria Math" w:hAnsi="Cambria Math"/>
-                <w:i/>
-              </w:rPr>
-            </m:ctrlPr>
-          </m:boxPr>
-          <m:e>
-            <m:groupChr>
-              <m:groupChrPr>
-                <m:chr m:val="→"/>
-                <m:vertJc m:val="bot"/>
-                <m:ctrlPr>
-                  <w:rPr>
-                    <w:rFonts w:ascii="Cambria Math" w:hAnsi="Cambria Math"/>
-                    <w:i/>
-                  </w:rPr>
-                </m:ctrlPr>
-              </m:groupChrPr>
-              <m:e>
-                <m:r>
-                  <w:rPr>
-                    <w:rFonts w:ascii="Cambria Math" w:hAnsi="Cambria Math"/>
-                  </w:rPr>
-                  <m:t>g</m:t>
-                </m:r>
-                <m:r>
-                  <w:rPr>
-                    <w:rFonts w:ascii="Cambria Math" w:hAnsi="Cambria Math"/>
-                  </w:rPr>
-                  <m:t>∘</m:t>
-                </m:r>
-                <m:r>
-                  <w:rPr>
-                    <w:rFonts w:ascii="Cambria Math" w:hAnsi="Cambria Math"/>
-                  </w:rPr>
-                  <m:t>f</m:t>
-                </m:r>
-                <m:r>
-                  <w:rPr>
-                    <w:rFonts w:ascii="Cambria Math" w:hAnsi="Cambria Math"/>
-                  </w:rPr>
-                  <m:t>封装</m:t>
-                </m:r>
-              </m:e>
-            </m:groupChr>
-          </m:e>
-        </m:box>
-        <m:r>
-          <w:rPr>
-            <w:rFonts w:ascii="Cambria Math" w:hAnsi="Cambria Math"/>
-          </w:rPr>
-          <m:t>G</m:t>
-        </m:r>
-        <m:r>
-          <w:rPr>
-            <w:rFonts w:ascii="Cambria Math" w:hAnsi="Cambria Math"/>
-          </w:rPr>
-          <m:t>⟸</m:t>
-        </m:r>
-        <m:r>
-          <w:rPr>
-            <w:rFonts w:ascii="Cambria Math" w:hAnsi="Cambria Math"/>
-          </w:rPr>
-          <m:t>S.Y⊆T.Y</m:t>
-        </m:r>
-      </m:oMath>
-      <w:r>
-        <w:rPr>
-          <w:rFonts w:hint="eastAsia"/>
-        </w:rPr>
-        <w:t>，所以想要构造</w:t>
-      </w:r>
-      <m:oMath>
-        <m:sSub>
-          <m:sSubPr>
-            <m:ctrlPr>
-              <w:rPr>
-                <w:rFonts w:ascii="Cambria Math" w:hAnsi="Cambria Math"/>
-                <w:i/>
-              </w:rPr>
-            </m:ctrlPr>
-          </m:sSubPr>
-          <m:e>
-            <m:r>
-              <w:rPr>
-                <w:rFonts w:ascii="Cambria Math" w:hAnsi="Cambria Math"/>
-              </w:rPr>
-              <m:t>S</m:t>
-            </m:r>
-          </m:e>
-          <m:sub>
-            <m:r>
-              <w:rPr>
-                <w:rFonts w:ascii="Cambria Math" w:hAnsi="Cambria Math"/>
-              </w:rPr>
-              <m:t>总</m:t>
-            </m:r>
-          </m:sub>
-        </m:sSub>
-        <m:r>
-          <w:rPr>
-            <w:rFonts w:ascii="Cambria Math" w:hAnsi="Cambria Math"/>
-          </w:rPr>
-          <m:t>=&lt;X,</m:t>
-        </m:r>
-        <m:r>
-          <w:rPr>
-            <w:rFonts w:ascii="Cambria Math" w:hAnsi="Cambria Math"/>
-            <w:kern w:val="0"/>
-            <w14:ligatures w14:val="none"/>
-          </w:rPr>
-          <m:t>g∘f</m:t>
-        </m:r>
-        <m:r>
-          <w:rPr>
-            <w:rFonts w:ascii="Cambria Math" w:hAnsi="Cambria Math"/>
-          </w:rPr>
-          <m:t>,</m:t>
-        </m:r>
-        <m:r>
-          <w:rPr>
-            <w:rFonts w:ascii="Cambria Math" w:hAnsi="Cambria Math"/>
-          </w:rPr>
-          <m:t>G</m:t>
-        </m:r>
-        <m:r>
-          <w:rPr>
-            <w:rFonts w:ascii="Cambria Math" w:hAnsi="Cambria Math"/>
-          </w:rPr>
-          <m:t>&gt;</m:t>
-        </m:r>
-      </m:oMath>
-      <w:r>
-        <w:rPr>
-          <w:rFonts w:hint="eastAsia"/>
-        </w:rPr>
-        <w:t>实现效果E的话</w:t>
-      </w:r>
-      <w:r>
-        <w:rPr>
-          <w:rFonts w:hint="eastAsia"/>
-        </w:rPr>
-        <w:t>请务必</w:t>
-      </w:r>
-      <w:r>
-        <w:rPr>
-          <w:rFonts w:hint="eastAsia"/>
-        </w:rPr>
-        <w:t>保证</w:t>
-      </w:r>
-      <m:oMath>
-        <m:r>
-          <w:rPr>
-            <w:rFonts w:ascii="Cambria Math" w:hAnsi="Cambria Math"/>
-          </w:rPr>
-          <m:t>Ext(</m:t>
-        </m:r>
-        <m:r>
-          <w:rPr>
-            <w:rFonts w:ascii="Cambria Math" w:hAnsi="Cambria Math"/>
-          </w:rPr>
-          <m:t>S.Y</m:t>
-        </m:r>
-        <m:r>
-          <w:rPr>
-            <w:rFonts w:ascii="Cambria Math" w:hAnsi="Cambria Math"/>
-          </w:rPr>
-          <m:t>)</m:t>
-        </m:r>
-        <m:r>
-          <w:rPr>
-            <w:rFonts w:ascii="Cambria Math" w:hAnsi="Cambria Math"/>
-          </w:rPr>
-          <m:t>⊆</m:t>
-        </m:r>
-        <m:r>
-          <w:rPr>
-            <w:rFonts w:ascii="Cambria Math" w:hAnsi="Cambria Math"/>
-          </w:rPr>
-          <m:t>Ext(</m:t>
-        </m:r>
-        <m:r>
-          <w:rPr>
-            <w:rFonts w:ascii="Cambria Math" w:hAnsi="Cambria Math"/>
-          </w:rPr>
-          <m:t>T.Y</m:t>
-        </m:r>
-        <m:r>
-          <w:rPr>
-            <w:rFonts w:ascii="Cambria Math" w:hAnsi="Cambria Math"/>
-          </w:rPr>
-          <m:t>)</m:t>
-        </m:r>
-      </m:oMath>
-      <w:r>
-        <w:rPr>
-          <w:rFonts w:hint="eastAsia"/>
-        </w:rPr>
-        <w:t>，如果不成立的话请务必调整S和T使其成立。</w:t>
-      </w:r>
-    </w:p>
-    <w:p/>
-    <w:p>
-      <w:pPr>
-        <w:pStyle w:val="4"/>
-        <w:rPr>
-          <w:rFonts w:hint="eastAsia"/>
-        </w:rPr>
-      </w:pPr>
-      <w:r>
-        <w:rPr>
-          <w:rFonts w:hint="eastAsia"/>
-        </w:rPr>
-        <w:t>设计原则是</w:t>
-      </w:r>
-      <w:r>
-        <w:t>：</w:t>
-      </w:r>
-    </w:p>
-    <w:p>
-      <w:r>
-        <w:rPr>
-          <w:rFonts w:hint="eastAsia"/>
-        </w:rPr>
-        <w:t>1</w:t>
-      </w:r>
-      <w:r>
-        <w:t>.</w:t>
-      </w:r>
-      <w:r>
-        <w:rPr>
-          <w:rFonts w:hint="eastAsia"/>
-        </w:rPr>
-        <w:t>真善美</w:t>
-      </w:r>
-    </w:p>
-    <w:p>
-      <w:r>
-        <w:t>2.</w:t>
-      </w:r>
-      <w:r>
-        <w:rPr>
-          <w:rFonts w:hint="eastAsia"/>
-        </w:rPr>
-        <w:t>如果想</w:t>
-      </w:r>
-      <w:r>
-        <w:t>让代码系统S=&lt;X,f,Y&gt;实现效果E</w:t>
-      </w:r>
-      <w:r>
-        <w:rPr>
-          <w:rFonts w:hint="eastAsia"/>
-        </w:rPr>
-        <w:t>，</w:t>
-      </w:r>
-      <w:r>
-        <w:t>应该先在脑海中构建一套真善美的实现了效果E的映射系统S’=&lt;X’,f’,Y’&gt;，然后尽量让f’中有的(模式)f中也有，f’中没有的(模式)f中也没有</w:t>
-      </w:r>
-    </w:p>
-    <w:p>
-      <w:pPr>
-        <w:rPr>
-          <w:rFonts w:hint="eastAsia"/>
-        </w:rPr>
-      </w:pPr>
-      <w:r>
-        <w:t>3.</w:t>
-      </w:r>
-      <w:r>
-        <w:t xml:space="preserve"> </w:t>
-      </w:r>
-      <w:r>
-        <w:t>设E导致的全局状态为G，在让代码系统</w:t>
-      </w:r>
-      <m:oMath>
-        <m:sSub>
-          <m:sSubPr>
-            <m:ctrlPr>
-              <w:rPr>
-                <w:rFonts w:ascii="Cambria Math" w:hAnsi="Cambria Math"/>
-                <w:i/>
-              </w:rPr>
-            </m:ctrlPr>
-          </m:sSubPr>
-          <m:e>
-            <m:r>
-              <w:rPr>
-                <w:rFonts w:ascii="Cambria Math" w:hAnsi="Cambria Math"/>
-              </w:rPr>
-              <m:t>S</m:t>
-            </m:r>
-          </m:e>
-          <m:sub>
-            <m:r>
-              <w:rPr>
-                <w:rFonts w:ascii="Cambria Math" w:hAnsi="Cambria Math"/>
-              </w:rPr>
-              <m:t>总</m:t>
-            </m:r>
-          </m:sub>
-        </m:sSub>
-        <m:r>
-          <w:rPr>
-            <w:rFonts w:ascii="Cambria Math" w:hAnsi="Cambria Math"/>
-          </w:rPr>
-          <m:t xml:space="preserve"> </m:t>
-        </m:r>
-      </m:oMath>
-      <w:r>
-        <w:t>实现效果E时，当已有代码系统</w:t>
-      </w:r>
-      <m:oMath>
-        <m:r>
-          <w:rPr>
-            <w:rFonts w:ascii="Cambria Math" w:hAnsi="Cambria Math"/>
-          </w:rPr>
-          <m:t>S=&lt;X,f,S.Y&gt;</m:t>
-        </m:r>
-      </m:oMath>
-      <w:r>
-        <w:t>和</w:t>
-      </w:r>
-      <m:oMath>
-        <m:r>
-          <w:rPr>
-            <w:rFonts w:ascii="Cambria Math" w:hAnsi="Cambria Math"/>
-          </w:rPr>
-          <m:t>T=&lt;T.Y,g,G&gt;</m:t>
-        </m:r>
-      </m:oMath>
-      <w:r>
         <w:t>时，有</w:t>
       </w:r>
       <m:oMath>
@@ -3316,6 +2833,418 @@
         </m:r>
       </m:oMath>
       <w:r>
+        <w:rPr>
+          <w:rFonts w:hint="eastAsia"/>
+        </w:rPr>
+        <w:t>和</w:t>
+      </w:r>
+      <m:oMath>
+        <m:r>
+          <w:rPr>
+            <w:rFonts w:ascii="Cambria Math" w:hAnsi="Cambria Math"/>
+          </w:rPr>
+          <m:t>T.Y</m:t>
+        </m:r>
+        <m:box>
+          <m:boxPr>
+            <m:noBreak m:val="0"/>
+            <m:ctrlPr>
+              <w:rPr>
+                <w:rFonts w:ascii="Cambria Math" w:hAnsi="Cambria Math"/>
+                <w:i/>
+              </w:rPr>
+            </m:ctrlPr>
+          </m:boxPr>
+          <m:e>
+            <m:groupChr>
+              <m:groupChrPr>
+                <m:chr m:val="→"/>
+                <m:vertJc m:val="bot"/>
+                <m:ctrlPr>
+                  <w:rPr>
+                    <w:rFonts w:ascii="Cambria Math" w:hAnsi="Cambria Math"/>
+                    <w:i/>
+                  </w:rPr>
+                </m:ctrlPr>
+              </m:groupChrPr>
+              <m:e>
+                <m:r>
+                  <w:rPr>
+                    <w:rFonts w:ascii="Cambria Math" w:hAnsi="Cambria Math" w:hint="eastAsia"/>
+                  </w:rPr>
+                  <m:t>g</m:t>
+                </m:r>
+                <m:r>
+                  <w:rPr>
+                    <w:rFonts w:ascii="Cambria Math" w:hAnsi="Cambria Math"/>
+                  </w:rPr>
+                  <m:t>封装</m:t>
+                </m:r>
+              </m:e>
+            </m:groupChr>
+          </m:e>
+        </m:box>
+        <m:r>
+          <w:rPr>
+            <w:rFonts w:ascii="Cambria Math" w:hAnsi="Cambria Math"/>
+          </w:rPr>
+          <m:t>G</m:t>
+        </m:r>
+      </m:oMath>
+      <w:r>
+        <w:rPr>
+          <w:rFonts w:hint="eastAsia"/>
+        </w:rPr>
+        <w:t>,这时候</w:t>
+      </w:r>
+      <w:r>
+        <w:rPr>
+          <w:rFonts w:hint="eastAsia"/>
+        </w:rPr>
+        <w:t>有</w:t>
+      </w:r>
+      <m:oMath>
+        <m:r>
+          <w:rPr>
+            <w:rFonts w:ascii="Cambria Math" w:hAnsi="Cambria Math"/>
+          </w:rPr>
+          <m:t>X</m:t>
+        </m:r>
+        <m:box>
+          <m:boxPr>
+            <m:noBreak m:val="0"/>
+            <m:ctrlPr>
+              <w:rPr>
+                <w:rFonts w:ascii="Cambria Math" w:hAnsi="Cambria Math"/>
+                <w:i/>
+              </w:rPr>
+            </m:ctrlPr>
+          </m:boxPr>
+          <m:e>
+            <m:groupChr>
+              <m:groupChrPr>
+                <m:chr m:val="→"/>
+                <m:vertJc m:val="bot"/>
+                <m:ctrlPr>
+                  <w:rPr>
+                    <w:rFonts w:ascii="Cambria Math" w:hAnsi="Cambria Math"/>
+                    <w:i/>
+                  </w:rPr>
+                </m:ctrlPr>
+              </m:groupChrPr>
+              <m:e>
+                <m:r>
+                  <w:rPr>
+                    <w:rFonts w:ascii="Cambria Math" w:hAnsi="Cambria Math"/>
+                  </w:rPr>
+                  <m:t>g∘f</m:t>
+                </m:r>
+                <m:r>
+                  <w:rPr>
+                    <w:rFonts w:ascii="Cambria Math" w:hAnsi="Cambria Math"/>
+                  </w:rPr>
+                  <m:t>封装</m:t>
+                </m:r>
+              </m:e>
+            </m:groupChr>
+          </m:e>
+        </m:box>
+        <m:r>
+          <w:rPr>
+            <w:rFonts w:ascii="Cambria Math" w:hAnsi="Cambria Math"/>
+          </w:rPr>
+          <m:t>G⟸S.Y⊆T.Y</m:t>
+        </m:r>
+      </m:oMath>
+      <w:r>
+        <w:rPr>
+          <w:rFonts w:hint="eastAsia"/>
+        </w:rPr>
+        <w:t>，所以想要构造</w:t>
+      </w:r>
+      <m:oMath>
+        <m:sSub>
+          <m:sSubPr>
+            <m:ctrlPr>
+              <w:rPr>
+                <w:rFonts w:ascii="Cambria Math" w:hAnsi="Cambria Math"/>
+                <w:i/>
+              </w:rPr>
+            </m:ctrlPr>
+          </m:sSubPr>
+          <m:e>
+            <m:r>
+              <w:rPr>
+                <w:rFonts w:ascii="Cambria Math" w:hAnsi="Cambria Math"/>
+              </w:rPr>
+              <m:t>S</m:t>
+            </m:r>
+          </m:e>
+          <m:sub>
+            <m:r>
+              <w:rPr>
+                <w:rFonts w:ascii="Cambria Math" w:hAnsi="Cambria Math"/>
+              </w:rPr>
+              <m:t>总</m:t>
+            </m:r>
+          </m:sub>
+        </m:sSub>
+        <m:r>
+          <w:rPr>
+            <w:rFonts w:ascii="Cambria Math" w:hAnsi="Cambria Math"/>
+          </w:rPr>
+          <m:t>=&lt;X,</m:t>
+        </m:r>
+        <m:r>
+          <w:rPr>
+            <w:rFonts w:ascii="Cambria Math" w:hAnsi="Cambria Math"/>
+            <w:kern w:val="0"/>
+            <w14:ligatures w14:val="none"/>
+          </w:rPr>
+          <m:t>g∘f</m:t>
+        </m:r>
+        <m:r>
+          <w:rPr>
+            <w:rFonts w:ascii="Cambria Math" w:hAnsi="Cambria Math"/>
+          </w:rPr>
+          <m:t>,G&gt;</m:t>
+        </m:r>
+      </m:oMath>
+      <w:r>
+        <w:rPr>
+          <w:rFonts w:hint="eastAsia"/>
+        </w:rPr>
+        <w:t>实现效果E的话</w:t>
+      </w:r>
+      <w:r>
+        <w:rPr>
+          <w:rFonts w:hint="eastAsia"/>
+        </w:rPr>
+        <w:t>请务必</w:t>
+      </w:r>
+      <w:r>
+        <w:rPr>
+          <w:rFonts w:hint="eastAsia"/>
+        </w:rPr>
+        <w:t>保证</w:t>
+      </w:r>
+      <m:oMath>
+        <m:r>
+          <w:rPr>
+            <w:rFonts w:ascii="Cambria Math" w:hAnsi="Cambria Math"/>
+          </w:rPr>
+          <m:t>Ext(S.Y)⊆Ext(T.Y)</m:t>
+        </m:r>
+      </m:oMath>
+      <w:r>
+        <w:rPr>
+          <w:rFonts w:hint="eastAsia"/>
+        </w:rPr>
+        <w:t>，如果不成立的话请务必调整S和T使其成立。</w:t>
+      </w:r>
+    </w:p>
+    <w:p>
+      <w:pPr>
+        <w:rPr>
+          <w:rFonts w:hint="eastAsia"/>
+        </w:rPr>
+      </w:pPr>
+    </w:p>
+    <w:p>
+      <w:pPr>
+        <w:pStyle w:val="4"/>
+        <w:rPr>
+          <w:rFonts w:hint="eastAsia"/>
+        </w:rPr>
+      </w:pPr>
+      <w:r>
+        <w:rPr>
+          <w:rFonts w:hint="eastAsia"/>
+        </w:rPr>
+        <w:t>设计原则是</w:t>
+      </w:r>
+      <w:r>
+        <w:t>：</w:t>
+      </w:r>
+    </w:p>
+    <w:p>
+      <w:pPr>
+        <w:rPr>
+          <w:rFonts w:hint="eastAsia"/>
+        </w:rPr>
+      </w:pPr>
+      <w:r>
+        <w:rPr>
+          <w:rFonts w:hint="eastAsia"/>
+        </w:rPr>
+        <w:t>1</w:t>
+      </w:r>
+      <w:r>
+        <w:t>.</w:t>
+      </w:r>
+      <w:r>
+        <w:rPr>
+          <w:rFonts w:hint="eastAsia"/>
+        </w:rPr>
+        <w:t>真善美</w:t>
+      </w:r>
+    </w:p>
+    <w:p>
+      <w:pPr>
+        <w:rPr>
+          <w:rFonts w:hint="eastAsia"/>
+        </w:rPr>
+      </w:pPr>
+      <w:r>
+        <w:t>2.</w:t>
+      </w:r>
+      <w:r>
+        <w:rPr>
+          <w:rFonts w:hint="eastAsia"/>
+        </w:rPr>
+        <w:t>如果想</w:t>
+      </w:r>
+      <w:r>
+        <w:t>让代码系统S=&lt;X,f,Y&gt;实现效果E</w:t>
+      </w:r>
+      <w:r>
+        <w:rPr>
+          <w:rFonts w:hint="eastAsia"/>
+        </w:rPr>
+        <w:t>，</w:t>
+      </w:r>
+      <w:r>
+        <w:t>应该先在脑海中构建一套真善美的实现了效果E的映射系统S’=&lt;X’,f’,Y’&gt;，然后尽量让f’中有的(模式)f中也有，f’中没有的(模式)f中也没有</w:t>
+      </w:r>
+    </w:p>
+    <w:p>
+      <w:pPr>
+        <w:rPr>
+          <w:rFonts w:hint="eastAsia"/>
+        </w:rPr>
+      </w:pPr>
+      <w:r>
+        <w:t>3.</w:t>
+      </w:r>
+      <w:r>
+        <w:t xml:space="preserve"> </w:t>
+      </w:r>
+      <w:r>
+        <w:t>设E导致的全局状态为G，在让代码系统</w:t>
+      </w:r>
+      <m:oMath>
+        <m:sSub>
+          <m:sSubPr>
+            <m:ctrlPr>
+              <w:rPr>
+                <w:rFonts w:ascii="Cambria Math" w:hAnsi="Cambria Math"/>
+                <w:i/>
+              </w:rPr>
+            </m:ctrlPr>
+          </m:sSubPr>
+          <m:e>
+            <m:r>
+              <w:rPr>
+                <w:rFonts w:ascii="Cambria Math" w:hAnsi="Cambria Math"/>
+              </w:rPr>
+              <m:t>S</m:t>
+            </m:r>
+          </m:e>
+          <m:sub>
+            <m:r>
+              <w:rPr>
+                <w:rFonts w:ascii="Cambria Math" w:hAnsi="Cambria Math"/>
+              </w:rPr>
+              <m:t>总</m:t>
+            </m:r>
+          </m:sub>
+        </m:sSub>
+        <m:r>
+          <w:rPr>
+            <w:rFonts w:ascii="Cambria Math" w:hAnsi="Cambria Math"/>
+          </w:rPr>
+          <m:t xml:space="preserve"> </m:t>
+        </m:r>
+      </m:oMath>
+      <w:r>
+        <w:t>实现效果E时，当已有代码系统</w:t>
+      </w:r>
+      <m:oMath>
+        <m:r>
+          <w:rPr>
+            <w:rFonts w:ascii="Cambria Math" w:hAnsi="Cambria Math"/>
+          </w:rPr>
+          <m:t>S=&lt;X,f,S.Y&gt;</m:t>
+        </m:r>
+      </m:oMath>
+      <w:r>
+        <w:t>和</w:t>
+      </w:r>
+      <m:oMath>
+        <m:r>
+          <w:rPr>
+            <w:rFonts w:ascii="Cambria Math" w:hAnsi="Cambria Math"/>
+          </w:rPr>
+          <m:t>T=&lt;T.Y,g,G&gt;</m:t>
+        </m:r>
+      </m:oMath>
+      <w:r>
+        <w:t>时，有</w:t>
+      </w:r>
+      <m:oMath>
+        <m:r>
+          <w:rPr>
+            <w:rFonts w:ascii="Cambria Math" w:hAnsi="Cambria Math"/>
+          </w:rPr>
+          <m:t>X</m:t>
+        </m:r>
+        <m:box>
+          <m:boxPr>
+            <m:opEmu m:val="1"/>
+            <m:ctrlPr>
+              <w:rPr>
+                <w:rFonts w:ascii="Cambria Math" w:hAnsi="Cambria Math"/>
+                <w:i/>
+              </w:rPr>
+            </m:ctrlPr>
+          </m:boxPr>
+          <m:e>
+            <m:groupChr>
+              <m:groupChrPr>
+                <m:chr m:val="→"/>
+                <m:vertJc m:val="bot"/>
+                <m:ctrlPr>
+                  <w:rPr>
+                    <w:rFonts w:ascii="Cambria Math" w:hAnsi="Cambria Math"/>
+                    <w:i/>
+                  </w:rPr>
+                </m:ctrlPr>
+              </m:groupChrPr>
+              <m:e>
+                <m:r>
+                  <w:rPr>
+                    <w:rFonts w:ascii="Cambria Math" w:hAnsi="Cambria Math"/>
+                  </w:rPr>
+                  <m:t>f</m:t>
+                </m:r>
+                <m:r>
+                  <w:rPr>
+                    <w:rFonts w:ascii="Cambria Math" w:hAnsi="Cambria Math"/>
+                  </w:rPr>
+                  <m:t>封装</m:t>
+                </m:r>
+              </m:e>
+            </m:groupChr>
+          </m:e>
+        </m:box>
+        <m:r>
+          <w:rPr>
+            <w:rFonts w:ascii="Cambria Math" w:hAnsi="Cambria Math"/>
+          </w:rPr>
+          <m:t>S.Y</m:t>
+        </m:r>
+      </m:oMath>
+      <w:r>
         <w:t>和</w:t>
       </w:r>
       <m:oMath>
@@ -3498,8 +3427,84 @@
         <w:t>用实在的东西把不实在的东西转化为实在的东西。</w:t>
       </w:r>
     </w:p>
-    <w:p/>
-    <w:p/>
+    <w:p>
+      <w:pPr>
+        <w:rPr>
+          <w:rFonts w:hint="eastAsia"/>
+        </w:rPr>
+      </w:pPr>
+      <w:r>
+        <w:t>5</w:t>
+      </w:r>
+      <w:r>
+        <w:t>.经验总结出来的设计原则</w:t>
+      </w:r>
+      <w:r>
+        <w:rPr>
+          <w:rFonts w:hint="eastAsia"/>
+        </w:rPr>
+        <w:t>：对于涉及GPU编程之类的高性能计算function尽量统一无返回值，在定义点和调用点的参数列表中用“</w:t>
+      </w:r>
+      <w:r>
+        <w:t>/*-&gt;*/</w:t>
+      </w:r>
+      <w:r>
+        <w:rPr>
+          <w:rFonts w:hint="eastAsia"/>
+        </w:rPr>
+        <w:t>”等可以塞进参数列表的注释分开入参和出参，左边是入参，右边是出参（必然注入的缓冲区）。至于python，要是没那么严格的话（比如伪代码或者不需要发布的代码）就中入参和出参中间插入一个参数，定义点是定义参数“</w:t>
+      </w:r>
+      <w:r>
+        <w:t>_: "-&gt;"</w:t>
+      </w:r>
+      <w:r>
+        <w:rPr>
+          <w:rFonts w:hint="eastAsia"/>
+        </w:rPr>
+        <w:t>”，通过类型注解实现</w:t>
+      </w:r>
+      <w:r>
+        <w:t>DPS式编程</w:t>
+      </w:r>
+      <w:r>
+        <w:rPr>
+          <w:rFonts w:hint="eastAsia"/>
+        </w:rPr>
+        <w:t>注释，调用点是传入参数“</w:t>
+      </w:r>
+      <w:r>
+        <w:t>"-&gt;"</w:t>
+      </w:r>
+      <w:r>
+        <w:rPr>
+          <w:rFonts w:hint="eastAsia"/>
+        </w:rPr>
+        <w:t>”，通过用不到的字符串参数</w:t>
+      </w:r>
+      <w:r>
+        <w:t>实现DPS式编程注释</w:t>
+      </w:r>
+      <w:r>
+        <w:rPr>
+          <w:rFonts w:hint="eastAsia"/>
+        </w:rPr>
+        <w:t>。至于其它语言，看具体情况处理。</w:t>
+      </w:r>
+    </w:p>
+    <w:p>
+      <w:pPr>
+        <w:rPr>
+          <w:rFonts w:hint="eastAsia"/>
+        </w:rPr>
+      </w:pPr>
+    </w:p>
+    <w:p>
+      <w:pPr>
+        <w:rPr>
+          <w:rFonts w:hint="eastAsia"/>
+        </w:rPr>
+      </w:pPr>
+    </w:p>
     <w:sectPr>
       <w:footerReference w:type="default" r:id="rId6"/>
       <w:pgSz w:w="11906" w:h="16838"/>

--- a/Document.docx
+++ b/Document.docx
@@ -3452,7 +3452,37 @@
         <w:rPr>
           <w:rFonts w:hint="eastAsia"/>
         </w:rPr>
-        <w:t>”等可以塞进参数列表的注释分开入参和出参，左边是入参，右边是出参（必然注入的缓冲区）。至于python，要是没那么严格的话（比如伪代码或者不需要发布的代码）就中入参和出参中间插入一个参数，定义点是定义参数“</w:t>
+        <w:t>”等可以塞进参数列表的注释分开入参和出参，左边是入参，右边是出参（必然注入的缓冲区）</w:t>
+      </w:r>
+      <w:r>
+        <w:rPr>
+          <w:rFonts w:hint="eastAsia"/>
+        </w:rPr>
+        <w:t>，然后这样参数列表就可以只需要一行代码，而且还可以有</w:t>
+      </w:r>
+      <w:r>
+        <w:t>DPS式编程注释</w:t>
+      </w:r>
+      <w:r>
+        <w:rPr>
+          <w:rFonts w:hint="eastAsia"/>
+        </w:rPr>
+        <w:t>（这里的话是提到的</w:t>
+      </w:r>
+      <w:r>
+        <w:t>“/*-&gt;*/”</w:t>
+      </w:r>
+      <w:r>
+        <w:rPr>
+          <w:rFonts w:hint="eastAsia"/>
+        </w:rPr>
+        <w:t>）</w:t>
+      </w:r>
+      <w:r>
+        <w:rPr>
+          <w:rFonts w:hint="eastAsia"/>
+        </w:rPr>
+        <w:t>。至于python，要是没那么严格的话（比如伪代码或者不需要发布的代码）就入参和出参中间插入一个参数，定义点是定义参数“</w:t>
       </w:r>
       <w:r>
         <w:t>_: "-&gt;"</w:t>

--- a/Document.docx
+++ b/Document.docx
@@ -3428,11 +3428,6 @@
       </w:r>
     </w:p>
     <w:p>
-      <w:pPr>
-        <w:rPr>
-          <w:rFonts w:hint="eastAsia"/>
-        </w:rPr>
-      </w:pPr>
       <w:r>
         <w:t>5</w:t>
       </w:r>
@@ -3520,20 +3515,6 @@
         </w:rPr>
         <w:t>。至于其它语言，看具体情况处理。</w:t>
       </w:r>
-    </w:p>
-    <w:p>
-      <w:pPr>
-        <w:rPr>
-          <w:rFonts w:hint="eastAsia"/>
-        </w:rPr>
-      </w:pPr>
-    </w:p>
-    <w:p>
-      <w:pPr>
-        <w:rPr>
-          <w:rFonts w:hint="eastAsia"/>
-        </w:rPr>
-      </w:pPr>
     </w:p>
     <w:sectPr>
       <w:footerReference w:type="default" r:id="rId6"/>
@@ -4256,6 +4237,7 @@
   <w:style w:type="character" w:default="1" w:styleId="a0">
     <w:name w:val="Default Paragraph Font"/>
     <w:uiPriority w:val="1"/>
+    <w:semiHidden/>
     <w:unhideWhenUsed/>
   </w:style>
   <w:style w:type="table" w:default="1" w:styleId="a1">

--- a/Document.docx
+++ b/Document.docx
@@ -3477,7 +3477,19 @@
         <w:rPr>
           <w:rFonts w:hint="eastAsia"/>
         </w:rPr>
-        <w:t>。至于python，要是没那么严格的话（比如伪代码或者不需要发布的代码）就入参和出参中间插入一个参数，定义点是定义参数“</w:t>
+        <w:t>。至于python，要是没那么严格的话（比如伪代码或者不需要发布的代码）就</w:t>
+      </w:r>
+      <w:r>
+        <w:rPr>
+          <w:rFonts w:hint="eastAsia"/>
+        </w:rPr>
+        <w:t>在</w:t>
+      </w:r>
+      <w:r>
+        <w:rPr>
+          <w:rFonts w:hint="eastAsia"/>
+        </w:rPr>
+        <w:t>入参和出参中间插入一个参数，定义点是定义参数“</w:t>
       </w:r>
       <w:r>
         <w:t>_: "-&gt;"</w:t>

--- a/Document.docx
+++ b/Document.docx
@@ -3428,6 +3428,11 @@
       </w:r>
     </w:p>
     <w:p>
+      <w:pPr>
+        <w:rPr>
+          <w:rFonts w:hint="eastAsia"/>
+        </w:rPr>
+      </w:pPr>
       <w:r>
         <w:t>5</w:t>
       </w:r>
@@ -3525,7 +3530,49 @@
         <w:rPr>
           <w:rFonts w:hint="eastAsia"/>
         </w:rPr>
-        <w:t>。至于其它语言，看具体情况处理。</w:t>
+        <w:t>。</w:t>
+      </w:r>
+      <w:r>
+        <w:rPr>
+          <w:rFonts w:hint="eastAsia"/>
+        </w:rPr>
+        <w:t>然后如果function是面向对象的方法并且这个面向的对象是出参的话，那改为左边是出参、右边是入参，“</w:t>
+      </w:r>
+      <w:r>
+        <w:t>-&gt;</w:t>
+      </w:r>
+      <w:r>
+        <w:rPr>
+          <w:rFonts w:hint="eastAsia"/>
+        </w:rPr>
+        <w:t>”改为“</w:t>
+      </w:r>
+      <w:r>
+        <w:t>&lt;-</w:t>
+      </w:r>
+      <w:r>
+        <w:rPr>
+          <w:rFonts w:hint="eastAsia"/>
+        </w:rPr>
+        <w:t>”，如果不是出参的话就不要改。</w:t>
+      </w:r>
+      <w:r>
+        <w:rPr>
+          <w:rFonts w:hint="eastAsia"/>
+        </w:rPr>
+        <w:t>至于其它语言，</w:t>
+      </w:r>
+      <w:r>
+        <w:rPr>
+          <w:rFonts w:hint="eastAsia"/>
+        </w:rPr>
+        <w:t>视</w:t>
+      </w:r>
+      <w:r>
+        <w:rPr>
+          <w:rFonts w:hint="eastAsia"/>
+        </w:rPr>
+        <w:t>具体情况处理。</w:t>
       </w:r>
     </w:p>
     <w:sectPr>

--- a/Document.docx
+++ b/Document.docx
@@ -3443,7 +3443,31 @@
         <w:rPr>
           <w:rFonts w:hint="eastAsia"/>
         </w:rPr>
-        <w:t>：对于涉及GPU编程之类的高性能计算function尽量统一无返回值，在定义点和调用点的参数列表中用“</w:t>
+        <w:t>：</w:t>
+      </w:r>
+      <w:r>
+        <w:rPr>
+          <w:rFonts w:hint="eastAsia"/>
+        </w:rPr>
+        <w:t>所有</w:t>
+      </w:r>
+      <w:r>
+        <w:rPr>
+          <w:rFonts w:hint="eastAsia"/>
+        </w:rPr>
+        <w:t>function尽量</w:t>
+      </w:r>
+      <w:r>
+        <w:rPr>
+          <w:rFonts w:hint="eastAsia"/>
+        </w:rPr>
+        <w:t>都：</w:t>
+      </w:r>
+      <w:r>
+        <w:rPr>
+          <w:rFonts w:hint="eastAsia"/>
+        </w:rPr>
+        <w:t>统一无返回值，在定义点和调用点的参数列表中用“</w:t>
       </w:r>
       <w:r>
         <w:t>/*-&gt;*/</w:t>

--- a/Document.docx
+++ b/Document.docx
@@ -3455,7 +3455,19 @@
         <w:rPr>
           <w:rFonts w:hint="eastAsia"/>
         </w:rPr>
-        <w:t>function尽量</w:t>
+        <w:t>function</w:t>
+      </w:r>
+      <w:r>
+        <w:rPr>
+          <w:rFonts w:hint="eastAsia"/>
+        </w:rPr>
+        <w:t>在不违反其它设计原则的前提下</w:t>
+      </w:r>
+      <w:r>
+        <w:rPr>
+          <w:rFonts w:hint="eastAsia"/>
+        </w:rPr>
+        <w:t>尽量</w:t>
       </w:r>
       <w:r>
         <w:rPr>
